--- a/2022/Drafts/Compliance Documents/NRCC/ADA Forms/2022-NRCC-LTO-E-OutdoorLighting.docx
+++ b/2022/Drafts/Compliance Documents/NRCC/ADA Forms/2022-NRCC-LTO-E-OutdoorLighting.docx
@@ -2517,21 +2517,7 @@
               <w:rPr>
                 <w:rFonts w:ascii="Calibri" w:eastAsia="Times New Roman" w:hAnsi="Calibri" w:cs="Calibri"/>
               </w:rPr>
-              <w:t xml:space="preserve">% </w:t>
-            </w:r>
-            <w:proofErr w:type="gramStart"/>
-            <w:r>
-              <w:rPr>
-                <w:rFonts w:ascii="Calibri" w:eastAsia="Times New Roman" w:hAnsi="Calibri" w:cs="Calibri"/>
-              </w:rPr>
-              <w:t>of</w:t>
-            </w:r>
-            <w:proofErr w:type="gramEnd"/>
-            <w:r>
-              <w:rPr>
-                <w:rFonts w:ascii="Calibri" w:eastAsia="Times New Roman" w:hAnsi="Calibri" w:cs="Calibri"/>
-              </w:rPr>
-              <w:t xml:space="preserve"> Existing Luminaires Being Altered</w:t>
+              <w:t>% of Existing Luminaires Being Altered</w:t>
             </w:r>
             <w:r>
               <w:rPr>
@@ -2563,19 +2549,11 @@
                 <w:rFonts w:ascii="Calibri" w:eastAsia="Times New Roman" w:hAnsi="Calibri" w:cs="Calibri"/>
               </w:rPr>
             </w:pPr>
-            <w:proofErr w:type="gramStart"/>
-            <w:r>
-              <w:rPr>
-                <w:rFonts w:ascii="Calibri" w:eastAsia="Times New Roman" w:hAnsi="Calibri" w:cs="Calibri"/>
-              </w:rPr>
-              <w:t>Sum Total</w:t>
-            </w:r>
-            <w:proofErr w:type="gramEnd"/>
-            <w:r>
-              <w:rPr>
-                <w:rFonts w:ascii="Calibri" w:eastAsia="Times New Roman" w:hAnsi="Calibri" w:cs="Calibri"/>
-              </w:rPr>
-              <w:t xml:space="preserve"> of Luminaires Being Added or Altered </w:t>
+            <w:r>
+              <w:rPr>
+                <w:rFonts w:ascii="Calibri" w:eastAsia="Times New Roman" w:hAnsi="Calibri" w:cs="Calibri"/>
+              </w:rPr>
+              <w:t xml:space="preserve">Sum Total of Luminaires Being Added or Altered </w:t>
             </w:r>
           </w:p>
         </w:tc>
@@ -5294,47 +5272,7 @@
                 <w:iCs/>
                 <w:color w:val="231F20"/>
               </w:rPr>
-              <w:t xml:space="preserve">This table is </w:t>
-            </w:r>
-            <w:proofErr w:type="gramStart"/>
-            <w:r>
-              <w:rPr>
-                <w:rFonts w:ascii="Calibri" w:eastAsia="Times New Roman" w:hAnsi="Calibri" w:cs="Calibri"/>
-                <w:i/>
-                <w:iCs/>
-                <w:color w:val="231F20"/>
-              </w:rPr>
-              <w:t>auto-filled</w:t>
-            </w:r>
-            <w:proofErr w:type="gramEnd"/>
-            <w:r>
-              <w:rPr>
-                <w:rFonts w:ascii="Calibri" w:eastAsia="Times New Roman" w:hAnsi="Calibri" w:cs="Calibri"/>
-                <w:i/>
-                <w:iCs/>
-                <w:color w:val="231F20"/>
-              </w:rPr>
-              <w:t xml:space="preserve"> with </w:t>
-            </w:r>
-            <w:proofErr w:type="spellStart"/>
-            <w:r>
-              <w:rPr>
-                <w:rFonts w:ascii="Calibri" w:eastAsia="Times New Roman" w:hAnsi="Calibri" w:cs="Calibri"/>
-                <w:i/>
-                <w:iCs/>
-                <w:color w:val="231F20"/>
-              </w:rPr>
-              <w:t>uneditable</w:t>
-            </w:r>
-            <w:proofErr w:type="spellEnd"/>
-            <w:r>
-              <w:rPr>
-                <w:rFonts w:ascii="Calibri" w:eastAsia="Times New Roman" w:hAnsi="Calibri" w:cs="Calibri"/>
-                <w:i/>
-                <w:iCs/>
-                <w:color w:val="231F20"/>
-              </w:rPr>
-              <w:t xml:space="preserve"> comments because of selections made or data entered in tables throughout the form.</w:t>
+              <w:t>This table is auto-filled with uneditable comments because of selections made or data entered in tables throughout the form.</w:t>
             </w:r>
           </w:p>
         </w:tc>
@@ -5731,7 +5669,6 @@
                 <w:b/>
                 <w:bCs/>
               </w:rPr>
-              <w:lastRenderedPageBreak/>
               <w:br w:type="page"/>
             </w:r>
             <w:r>
@@ -5824,29 +5761,7 @@
                 <w:sz w:val="20"/>
                 <w:szCs w:val="20"/>
               </w:rPr>
-              <w:t xml:space="preserve"> and replacement luminaires being installed as part of the project scope are included (</w:t>
-            </w:r>
-            <w:proofErr w:type="spellStart"/>
-            <w:r>
-              <w:rPr>
-                <w:rFonts w:ascii="Calibri" w:eastAsia="Times New Roman" w:hAnsi="Calibri" w:cs="Calibri"/>
-                <w:i/>
-                <w:iCs/>
-                <w:sz w:val="20"/>
-                <w:szCs w:val="20"/>
-              </w:rPr>
-              <w:t>ie</w:t>
-            </w:r>
-            <w:proofErr w:type="spellEnd"/>
-            <w:r>
-              <w:rPr>
-                <w:rFonts w:ascii="Calibri" w:eastAsia="Times New Roman" w:hAnsi="Calibri" w:cs="Calibri"/>
-                <w:i/>
-                <w:iCs/>
-                <w:sz w:val="20"/>
-                <w:szCs w:val="20"/>
-              </w:rPr>
-              <w:t xml:space="preserve">, existing luminaires </w:t>
+              <w:t xml:space="preserve"> and replacement luminaires being installed as part of the project scope are included (ie, existing luminaires </w:t>
             </w:r>
             <w:r>
               <w:rPr>
@@ -7647,609 +7562,107 @@
       </w:tr>
       <w:tr>
         <w:trPr>
-          <w:gridAfter w:val="1"/>
-          <w:wAfter w:w="918" w:type="dxa"/>
-          <w:trHeight w:val="137"/>
+          <w:trHeight w:val="152"/>
         </w:trPr>
         <w:tc>
           <w:tcPr>
-            <w:tcW w:w="10980" w:type="dxa"/>
-            <w:gridSpan w:val="11"/>
+            <w:tcW w:w="14400" w:type="dxa"/>
+            <w:gridSpan w:val="14"/>
             <w:tcBorders>
               <w:top w:val="single" w:sz="4" w:space="0" w:color="auto"/>
+              <w:left w:val="single" w:sz="4" w:space="0" w:color="auto"/>
+              <w:bottom w:val="nil"/>
+              <w:right w:val="single" w:sz="4" w:space="0" w:color="auto"/>
+            </w:tcBorders>
+            <w:shd w:val="clear" w:color="auto" w:fill="auto"/>
+            <w:noWrap/>
+            <w:hideMark/>
+          </w:tcPr>
+          <w:p>
+            <w:pPr>
+              <w:spacing w:after="0" w:line="240" w:lineRule="auto"/>
+              <w:rPr>
+                <w:rFonts w:ascii="Calibri" w:eastAsia="Times New Roman" w:hAnsi="Calibri" w:cs="Calibri"/>
+                <w:i/>
+                <w:iCs/>
+                <w:sz w:val="20"/>
+                <w:szCs w:val="20"/>
+              </w:rPr>
+            </w:pPr>
+            <w:r>
+              <w:rPr>
+                <w:rFonts w:ascii="Calibri" w:eastAsia="Times New Roman" w:hAnsi="Calibri" w:cs="Calibri"/>
+                <w:i/>
+                <w:iCs/>
+                <w:sz w:val="20"/>
+                <w:szCs w:val="20"/>
+                <w:vertAlign w:val="superscript"/>
+              </w:rPr>
+              <w:t>1</w:t>
+            </w:r>
+            <w:r>
+              <w:rPr>
+                <w:rFonts w:ascii="Calibri" w:eastAsia="Times New Roman" w:hAnsi="Calibri" w:cs="Calibri"/>
+                <w:i/>
+                <w:iCs/>
+                <w:sz w:val="20"/>
+                <w:szCs w:val="20"/>
+              </w:rPr>
+              <w:t xml:space="preserve"> FOOTNOTES: Authority Having Jurisdiction may ask for Luminaire cut sheets to confirm wattage used for compliance per </w:t>
+            </w:r>
+            <w:r>
+              <w:rPr>
+                <w:rFonts w:ascii="Calibri" w:eastAsia="Times New Roman" w:hAnsi="Calibri" w:cs="Calibri"/>
+                <w:sz w:val="20"/>
+                <w:szCs w:val="20"/>
+              </w:rPr>
+              <w:t>§</w:t>
+            </w:r>
+            <w:r>
+              <w:rPr>
+                <w:rFonts w:ascii="Calibri" w:eastAsia="Times New Roman" w:hAnsi="Calibri" w:cs="Calibri"/>
+                <w:i/>
+                <w:iCs/>
+                <w:sz w:val="20"/>
+                <w:szCs w:val="20"/>
+              </w:rPr>
+              <w:t>130.0(c)/§160.5(b).</w:t>
+            </w:r>
+          </w:p>
+        </w:tc>
+        <w:tc>
+          <w:tcPr>
+            <w:tcW w:w="918" w:type="dxa"/>
+            <w:tcBorders>
+              <w:top w:val="nil"/>
               <w:left w:val="single" w:sz="4" w:space="0" w:color="auto"/>
               <w:bottom w:val="nil"/>
               <w:right w:val="nil"/>
             </w:tcBorders>
             <w:shd w:val="clear" w:color="auto" w:fill="auto"/>
             <w:noWrap/>
-            <w:vAlign w:val="bottom"/>
-            <w:hideMark/>
-          </w:tcPr>
-          <w:p>
-            <w:pPr>
-              <w:spacing w:after="0" w:line="240" w:lineRule="auto"/>
-              <w:rPr>
-                <w:rFonts w:ascii="Calibri" w:eastAsia="Times New Roman" w:hAnsi="Calibri" w:cs="Calibri"/>
-                <w:sz w:val="24"/>
-                <w:szCs w:val="24"/>
-              </w:rPr>
-            </w:pPr>
-            <w:r>
-              <w:rPr>
-                <w:rFonts w:ascii="Calibri" w:eastAsia="Times New Roman" w:hAnsi="Calibri" w:cs="Calibri"/>
+            <w:hideMark/>
+          </w:tcPr>
+          <w:p>
+            <w:pPr>
+              <w:spacing w:after="0" w:line="240" w:lineRule="auto"/>
+              <w:rPr>
+                <w:rFonts w:ascii="Calibri" w:eastAsia="Times New Roman" w:hAnsi="Calibri" w:cs="Calibri"/>
+                <w:i/>
+                <w:iCs/>
                 <w:sz w:val="20"/>
                 <w:szCs w:val="20"/>
               </w:rPr>
-              <w:t>* NOTES: Selections with a * require a note in the space below explaining how compliance is achieved.</w:t>
-            </w:r>
-            <w:r>
-              <w:rPr>
-                <w:rFonts w:ascii="Calibri" w:eastAsia="Times New Roman" w:hAnsi="Calibri" w:cs="Calibri"/>
-                <w:sz w:val="24"/>
-                <w:szCs w:val="24"/>
-              </w:rPr>
-              <w:t> </w:t>
-            </w:r>
-          </w:p>
-        </w:tc>
-        <w:tc>
-          <w:tcPr>
-            <w:tcW w:w="2182" w:type="dxa"/>
-            <w:tcBorders>
-              <w:top w:val="nil"/>
-              <w:left w:val="nil"/>
-              <w:bottom w:val="nil"/>
-              <w:right w:val="nil"/>
-            </w:tcBorders>
-            <w:shd w:val="clear" w:color="auto" w:fill="auto"/>
-            <w:noWrap/>
-            <w:vAlign w:val="bottom"/>
-            <w:hideMark/>
-          </w:tcPr>
-          <w:p>
-            <w:pPr>
-              <w:spacing w:after="0" w:line="240" w:lineRule="auto"/>
-              <w:rPr>
-                <w:rFonts w:ascii="Calibri" w:eastAsia="Times New Roman" w:hAnsi="Calibri" w:cs="Calibri"/>
-                <w:sz w:val="24"/>
-                <w:szCs w:val="24"/>
-              </w:rPr>
-            </w:pPr>
-            <w:r>
-              <w:rPr>
-                <w:rFonts w:ascii="Calibri" w:eastAsia="Times New Roman" w:hAnsi="Calibri" w:cs="Calibri"/>
-                <w:sz w:val="24"/>
-                <w:szCs w:val="24"/>
-              </w:rPr>
-              <w:t> </w:t>
-            </w:r>
-          </w:p>
-        </w:tc>
-        <w:tc>
-          <w:tcPr>
-            <w:tcW w:w="608" w:type="dxa"/>
-            <w:tcBorders>
-              <w:top w:val="nil"/>
-              <w:left w:val="nil"/>
-              <w:bottom w:val="nil"/>
-              <w:right w:val="nil"/>
-            </w:tcBorders>
-            <w:shd w:val="clear" w:color="auto" w:fill="auto"/>
-            <w:noWrap/>
-            <w:vAlign w:val="bottom"/>
-            <w:hideMark/>
-          </w:tcPr>
-          <w:p>
-            <w:pPr>
-              <w:spacing w:after="0" w:line="240" w:lineRule="auto"/>
-              <w:rPr>
-                <w:rFonts w:ascii="Calibri" w:eastAsia="Times New Roman" w:hAnsi="Calibri" w:cs="Calibri"/>
-                <w:sz w:val="24"/>
-                <w:szCs w:val="24"/>
-              </w:rPr>
-            </w:pPr>
-            <w:r>
-              <w:rPr>
-                <w:rFonts w:ascii="Calibri" w:eastAsia="Times New Roman" w:hAnsi="Calibri" w:cs="Calibri"/>
-                <w:sz w:val="24"/>
-                <w:szCs w:val="24"/>
-              </w:rPr>
-              <w:t> </w:t>
-            </w:r>
-          </w:p>
-        </w:tc>
-        <w:tc>
-          <w:tcPr>
-            <w:tcW w:w="630" w:type="dxa"/>
-            <w:tcBorders>
-              <w:top w:val="nil"/>
-              <w:left w:val="nil"/>
-              <w:bottom w:val="nil"/>
-              <w:right w:val="single" w:sz="4" w:space="0" w:color="auto"/>
-            </w:tcBorders>
-            <w:shd w:val="clear" w:color="auto" w:fill="auto"/>
-            <w:noWrap/>
-            <w:vAlign w:val="bottom"/>
-            <w:hideMark/>
-          </w:tcPr>
-          <w:p>
-            <w:pPr>
-              <w:spacing w:after="0" w:line="240" w:lineRule="auto"/>
-              <w:rPr>
-                <w:rFonts w:ascii="Calibri" w:eastAsia="Times New Roman" w:hAnsi="Calibri" w:cs="Calibri"/>
+            </w:pPr>
+            <w:r>
+              <w:rPr>
+                <w:rFonts w:ascii="Calibri" w:eastAsia="Times New Roman" w:hAnsi="Calibri" w:cs="Calibri"/>
+                <w:i/>
+                <w:iCs/>
                 <w:sz w:val="20"/>
                 <w:szCs w:val="20"/>
               </w:rPr>
-            </w:pPr>
-            <w:r>
-              <w:rPr>
-                <w:rFonts w:ascii="Calibri" w:eastAsia="Times New Roman" w:hAnsi="Calibri" w:cs="Calibri"/>
-                <w:sz w:val="20"/>
-                <w:szCs w:val="20"/>
-              </w:rPr>
               <w:t> </w:t>
-            </w:r>
-          </w:p>
-        </w:tc>
-      </w:tr>
-      <w:tr>
-        <w:trPr>
-          <w:gridAfter w:val="1"/>
-          <w:wAfter w:w="918" w:type="dxa"/>
-          <w:trHeight w:val="210"/>
-        </w:trPr>
-        <w:tc>
-          <w:tcPr>
-            <w:tcW w:w="6233" w:type="dxa"/>
-            <w:gridSpan w:val="5"/>
-            <w:tcBorders>
-              <w:top w:val="nil"/>
-              <w:left w:val="single" w:sz="4" w:space="0" w:color="auto"/>
-              <w:bottom w:val="nil"/>
-              <w:right w:val="nil"/>
-            </w:tcBorders>
-            <w:shd w:val="clear" w:color="auto" w:fill="auto"/>
-            <w:noWrap/>
-            <w:vAlign w:val="bottom"/>
-            <w:hideMark/>
-          </w:tcPr>
-          <w:p>
-            <w:pPr>
-              <w:spacing w:after="0" w:line="240" w:lineRule="auto"/>
-              <w:rPr>
-                <w:rFonts w:ascii="Calibri" w:eastAsia="Times New Roman" w:hAnsi="Calibri" w:cs="Calibri"/>
-                <w:i/>
-                <w:iCs/>
-                <w:sz w:val="18"/>
-                <w:szCs w:val="18"/>
-              </w:rPr>
-            </w:pPr>
-            <w:r>
-              <w:rPr>
-                <w:rFonts w:ascii="Calibri" w:eastAsia="Times New Roman" w:hAnsi="Calibri" w:cs="Calibri"/>
-                <w:i/>
-                <w:iCs/>
-                <w:sz w:val="18"/>
-                <w:szCs w:val="18"/>
-              </w:rPr>
-              <w:t>EX: Luminaire is lighting a statue; EXCEPTION 2 to §130.2(b).</w:t>
-            </w:r>
-          </w:p>
-        </w:tc>
-        <w:tc>
-          <w:tcPr>
-            <w:tcW w:w="676" w:type="dxa"/>
-            <w:tcBorders>
-              <w:top w:val="nil"/>
-              <w:left w:val="nil"/>
-              <w:bottom w:val="nil"/>
-              <w:right w:val="nil"/>
-            </w:tcBorders>
-            <w:shd w:val="clear" w:color="auto" w:fill="auto"/>
-            <w:noWrap/>
-            <w:vAlign w:val="bottom"/>
-            <w:hideMark/>
-          </w:tcPr>
-          <w:p>
-            <w:pPr>
-              <w:spacing w:after="0" w:line="240" w:lineRule="auto"/>
-              <w:rPr>
-                <w:rFonts w:ascii="Calibri" w:eastAsia="Times New Roman" w:hAnsi="Calibri" w:cs="Calibri"/>
-                <w:sz w:val="16"/>
-                <w:szCs w:val="16"/>
-              </w:rPr>
-            </w:pPr>
-            <w:r>
-              <w:rPr>
-                <w:rFonts w:ascii="Calibri" w:eastAsia="Times New Roman" w:hAnsi="Calibri" w:cs="Calibri"/>
-                <w:sz w:val="16"/>
-                <w:szCs w:val="16"/>
-              </w:rPr>
-              <w:t> </w:t>
-            </w:r>
-          </w:p>
-        </w:tc>
-        <w:tc>
-          <w:tcPr>
-            <w:tcW w:w="595" w:type="dxa"/>
-            <w:tcBorders>
-              <w:top w:val="nil"/>
-              <w:left w:val="nil"/>
-              <w:bottom w:val="nil"/>
-              <w:right w:val="nil"/>
-            </w:tcBorders>
-            <w:shd w:val="clear" w:color="auto" w:fill="auto"/>
-            <w:noWrap/>
-            <w:vAlign w:val="bottom"/>
-            <w:hideMark/>
-          </w:tcPr>
-          <w:p>
-            <w:pPr>
-              <w:spacing w:after="0" w:line="240" w:lineRule="auto"/>
-              <w:rPr>
-                <w:rFonts w:ascii="Calibri" w:eastAsia="Times New Roman" w:hAnsi="Calibri" w:cs="Calibri"/>
-                <w:sz w:val="16"/>
-                <w:szCs w:val="16"/>
-              </w:rPr>
-            </w:pPr>
-            <w:r>
-              <w:rPr>
-                <w:rFonts w:ascii="Calibri" w:eastAsia="Times New Roman" w:hAnsi="Calibri" w:cs="Calibri"/>
-                <w:sz w:val="16"/>
-                <w:szCs w:val="16"/>
-              </w:rPr>
-              <w:t> </w:t>
-            </w:r>
-          </w:p>
-        </w:tc>
-        <w:tc>
-          <w:tcPr>
-            <w:tcW w:w="267" w:type="dxa"/>
-            <w:tcBorders>
-              <w:top w:val="nil"/>
-              <w:left w:val="nil"/>
-              <w:bottom w:val="nil"/>
-              <w:right w:val="nil"/>
-            </w:tcBorders>
-            <w:shd w:val="clear" w:color="auto" w:fill="auto"/>
-            <w:noWrap/>
-            <w:vAlign w:val="bottom"/>
-            <w:hideMark/>
-          </w:tcPr>
-          <w:p>
-            <w:pPr>
-              <w:spacing w:after="0" w:line="240" w:lineRule="auto"/>
-              <w:rPr>
-                <w:rFonts w:ascii="Calibri" w:eastAsia="Times New Roman" w:hAnsi="Calibri" w:cs="Calibri"/>
-                <w:sz w:val="16"/>
-                <w:szCs w:val="16"/>
-              </w:rPr>
-            </w:pPr>
-            <w:r>
-              <w:rPr>
-                <w:rFonts w:ascii="Calibri" w:eastAsia="Times New Roman" w:hAnsi="Calibri" w:cs="Calibri"/>
-                <w:sz w:val="16"/>
-                <w:szCs w:val="16"/>
-              </w:rPr>
-              <w:t> </w:t>
-            </w:r>
-          </w:p>
-        </w:tc>
-        <w:tc>
-          <w:tcPr>
-            <w:tcW w:w="904" w:type="dxa"/>
-            <w:tcBorders>
-              <w:top w:val="nil"/>
-              <w:left w:val="nil"/>
-              <w:bottom w:val="nil"/>
-              <w:right w:val="nil"/>
-            </w:tcBorders>
-            <w:shd w:val="clear" w:color="auto" w:fill="auto"/>
-            <w:noWrap/>
-            <w:vAlign w:val="bottom"/>
-            <w:hideMark/>
-          </w:tcPr>
-          <w:p>
-            <w:pPr>
-              <w:spacing w:after="0" w:line="240" w:lineRule="auto"/>
-              <w:rPr>
-                <w:rFonts w:ascii="Calibri" w:eastAsia="Times New Roman" w:hAnsi="Calibri" w:cs="Calibri"/>
-                <w:sz w:val="16"/>
-                <w:szCs w:val="16"/>
-              </w:rPr>
-            </w:pPr>
-            <w:r>
-              <w:rPr>
-                <w:rFonts w:ascii="Calibri" w:eastAsia="Times New Roman" w:hAnsi="Calibri" w:cs="Calibri"/>
-                <w:sz w:val="16"/>
-                <w:szCs w:val="16"/>
-              </w:rPr>
-              <w:t> </w:t>
-            </w:r>
-          </w:p>
-        </w:tc>
-        <w:tc>
-          <w:tcPr>
-            <w:tcW w:w="1424" w:type="dxa"/>
-            <w:tcBorders>
-              <w:top w:val="nil"/>
-              <w:left w:val="nil"/>
-              <w:bottom w:val="nil"/>
-              <w:right w:val="nil"/>
-            </w:tcBorders>
-            <w:shd w:val="clear" w:color="auto" w:fill="auto"/>
-            <w:noWrap/>
-            <w:vAlign w:val="bottom"/>
-            <w:hideMark/>
-          </w:tcPr>
-          <w:p>
-            <w:pPr>
-              <w:spacing w:after="0" w:line="240" w:lineRule="auto"/>
-              <w:rPr>
-                <w:rFonts w:ascii="Calibri" w:eastAsia="Times New Roman" w:hAnsi="Calibri" w:cs="Calibri"/>
-                <w:sz w:val="16"/>
-                <w:szCs w:val="16"/>
-              </w:rPr>
-            </w:pPr>
-            <w:r>
-              <w:rPr>
-                <w:rFonts w:ascii="Calibri" w:eastAsia="Times New Roman" w:hAnsi="Calibri" w:cs="Calibri"/>
-                <w:sz w:val="16"/>
-                <w:szCs w:val="16"/>
-              </w:rPr>
-              <w:t> </w:t>
-            </w:r>
-          </w:p>
-        </w:tc>
-        <w:tc>
-          <w:tcPr>
-            <w:tcW w:w="881" w:type="dxa"/>
-            <w:tcBorders>
-              <w:top w:val="nil"/>
-              <w:left w:val="nil"/>
-              <w:bottom w:val="nil"/>
-              <w:right w:val="nil"/>
-            </w:tcBorders>
-            <w:shd w:val="clear" w:color="auto" w:fill="auto"/>
-            <w:noWrap/>
-            <w:vAlign w:val="bottom"/>
-            <w:hideMark/>
-          </w:tcPr>
-          <w:p>
-            <w:pPr>
-              <w:spacing w:after="0" w:line="240" w:lineRule="auto"/>
-              <w:rPr>
-                <w:rFonts w:ascii="Calibri" w:eastAsia="Times New Roman" w:hAnsi="Calibri" w:cs="Calibri"/>
-                <w:sz w:val="16"/>
-                <w:szCs w:val="16"/>
-              </w:rPr>
-            </w:pPr>
-            <w:r>
-              <w:rPr>
-                <w:rFonts w:ascii="Calibri" w:eastAsia="Times New Roman" w:hAnsi="Calibri" w:cs="Calibri"/>
-                <w:sz w:val="16"/>
-                <w:szCs w:val="16"/>
-              </w:rPr>
-              <w:t> </w:t>
-            </w:r>
-          </w:p>
-        </w:tc>
-        <w:tc>
-          <w:tcPr>
-            <w:tcW w:w="2182" w:type="dxa"/>
-            <w:tcBorders>
-              <w:top w:val="nil"/>
-              <w:left w:val="nil"/>
-              <w:bottom w:val="nil"/>
-              <w:right w:val="nil"/>
-            </w:tcBorders>
-            <w:shd w:val="clear" w:color="auto" w:fill="auto"/>
-            <w:noWrap/>
-            <w:vAlign w:val="bottom"/>
-            <w:hideMark/>
-          </w:tcPr>
-          <w:p>
-            <w:pPr>
-              <w:spacing w:after="0" w:line="240" w:lineRule="auto"/>
-              <w:rPr>
-                <w:rFonts w:ascii="Calibri" w:eastAsia="Times New Roman" w:hAnsi="Calibri" w:cs="Calibri"/>
-                <w:sz w:val="16"/>
-                <w:szCs w:val="16"/>
-              </w:rPr>
-            </w:pPr>
-            <w:r>
-              <w:rPr>
-                <w:rFonts w:ascii="Calibri" w:eastAsia="Times New Roman" w:hAnsi="Calibri" w:cs="Calibri"/>
-                <w:sz w:val="16"/>
-                <w:szCs w:val="16"/>
-              </w:rPr>
-              <w:t> </w:t>
-            </w:r>
-          </w:p>
-        </w:tc>
-        <w:tc>
-          <w:tcPr>
-            <w:tcW w:w="608" w:type="dxa"/>
-            <w:tcBorders>
-              <w:top w:val="nil"/>
-              <w:left w:val="nil"/>
-              <w:bottom w:val="nil"/>
-              <w:right w:val="nil"/>
-            </w:tcBorders>
-            <w:shd w:val="clear" w:color="auto" w:fill="auto"/>
-            <w:noWrap/>
-            <w:vAlign w:val="bottom"/>
-            <w:hideMark/>
-          </w:tcPr>
-          <w:p>
-            <w:pPr>
-              <w:spacing w:after="0" w:line="240" w:lineRule="auto"/>
-              <w:rPr>
-                <w:rFonts w:ascii="Calibri" w:eastAsia="Times New Roman" w:hAnsi="Calibri" w:cs="Calibri"/>
-                <w:sz w:val="24"/>
-                <w:szCs w:val="24"/>
-              </w:rPr>
-            </w:pPr>
-            <w:r>
-              <w:rPr>
-                <w:rFonts w:ascii="Calibri" w:eastAsia="Times New Roman" w:hAnsi="Calibri" w:cs="Calibri"/>
-                <w:sz w:val="24"/>
-                <w:szCs w:val="24"/>
-              </w:rPr>
-              <w:t> </w:t>
-            </w:r>
-          </w:p>
-        </w:tc>
-        <w:tc>
-          <w:tcPr>
-            <w:tcW w:w="630" w:type="dxa"/>
-            <w:tcBorders>
-              <w:top w:val="nil"/>
-              <w:left w:val="nil"/>
-              <w:bottom w:val="nil"/>
-              <w:right w:val="single" w:sz="4" w:space="0" w:color="auto"/>
-            </w:tcBorders>
-            <w:shd w:val="clear" w:color="auto" w:fill="auto"/>
-            <w:noWrap/>
-            <w:hideMark/>
-          </w:tcPr>
-          <w:p>
-            <w:pPr>
-              <w:spacing w:after="0" w:line="240" w:lineRule="auto"/>
-              <w:rPr>
-                <w:rFonts w:ascii="Calibri" w:eastAsia="Times New Roman" w:hAnsi="Calibri" w:cs="Calibri"/>
-                <w:sz w:val="20"/>
-                <w:szCs w:val="20"/>
-              </w:rPr>
-            </w:pPr>
-            <w:r>
-              <w:rPr>
-                <w:rFonts w:ascii="Calibri" w:eastAsia="Times New Roman" w:hAnsi="Calibri" w:cs="Calibri"/>
-                <w:sz w:val="20"/>
-                <w:szCs w:val="20"/>
-              </w:rPr>
-              <w:t> </w:t>
-            </w:r>
-          </w:p>
-        </w:tc>
-      </w:tr>
-      <w:tr>
-        <w:trPr>
-          <w:gridAfter w:val="1"/>
-          <w:wAfter w:w="918" w:type="dxa"/>
-          <w:trHeight w:val="1187"/>
-        </w:trPr>
-        <w:tc>
-          <w:tcPr>
-            <w:tcW w:w="2799" w:type="dxa"/>
-            <w:gridSpan w:val="2"/>
-            <w:tcBorders>
-              <w:top w:val="single" w:sz="4" w:space="0" w:color="auto"/>
-              <w:left w:val="single" w:sz="4" w:space="0" w:color="auto"/>
-              <w:bottom w:val="single" w:sz="4" w:space="0" w:color="auto"/>
-              <w:right w:val="single" w:sz="4" w:space="0" w:color="auto"/>
-            </w:tcBorders>
-            <w:shd w:val="clear" w:color="auto" w:fill="auto"/>
-            <w:vAlign w:val="center"/>
-            <w:hideMark/>
-          </w:tcPr>
-          <w:p>
-            <w:pPr>
-              <w:spacing w:after="0" w:line="240" w:lineRule="auto"/>
-              <w:rPr>
-                <w:rFonts w:ascii="Calibri" w:eastAsia="Times New Roman" w:hAnsi="Calibri" w:cs="Calibri"/>
-                <w:i/>
-                <w:iCs/>
-                <w:sz w:val="18"/>
-                <w:szCs w:val="18"/>
-              </w:rPr>
-            </w:pPr>
-            <w:r>
-              <w:rPr>
-                <w:rFonts w:ascii="Calibri" w:eastAsia="Times New Roman" w:hAnsi="Calibri" w:cs="Calibri"/>
-                <w:i/>
-                <w:iCs/>
-                <w:sz w:val="18"/>
-                <w:szCs w:val="18"/>
-              </w:rPr>
-              <w:t>If the users select options with a *, the Name or Item Tag (</w:t>
-            </w:r>
-            <w:proofErr w:type="spellStart"/>
-            <w:r>
-              <w:rPr>
-                <w:rFonts w:ascii="Calibri" w:eastAsia="Times New Roman" w:hAnsi="Calibri" w:cs="Calibri"/>
-                <w:i/>
-                <w:iCs/>
-                <w:sz w:val="18"/>
-                <w:szCs w:val="18"/>
-              </w:rPr>
-              <w:t>uneditable</w:t>
-            </w:r>
-            <w:proofErr w:type="spellEnd"/>
-            <w:r>
-              <w:rPr>
-                <w:rFonts w:ascii="Calibri" w:eastAsia="Times New Roman" w:hAnsi="Calibri" w:cs="Calibri"/>
-                <w:i/>
-                <w:iCs/>
-                <w:sz w:val="18"/>
-                <w:szCs w:val="18"/>
-              </w:rPr>
-              <w:t xml:space="preserve">) should show up in Notes section.  If users unselect options with a *, the note should </w:t>
-            </w:r>
-            <w:r>
-              <w:rPr>
-                <w:rFonts w:ascii="Calibri" w:eastAsia="Times New Roman" w:hAnsi="Calibri" w:cs="Calibri"/>
-                <w:i/>
-                <w:iCs/>
-                <w:sz w:val="18"/>
-                <w:szCs w:val="18"/>
-              </w:rPr>
-              <w:t>disappear</w:t>
-            </w:r>
-            <w:r>
-              <w:rPr>
-                <w:rFonts w:ascii="Calibri" w:eastAsia="Times New Roman" w:hAnsi="Calibri" w:cs="Calibri"/>
-                <w:i/>
-                <w:iCs/>
-                <w:sz w:val="18"/>
-                <w:szCs w:val="18"/>
-              </w:rPr>
-              <w:t>.</w:t>
-            </w:r>
-          </w:p>
-        </w:tc>
-        <w:tc>
-          <w:tcPr>
-            <w:tcW w:w="11601" w:type="dxa"/>
-            <w:gridSpan w:val="12"/>
-            <w:tcBorders>
-              <w:top w:val="single" w:sz="4" w:space="0" w:color="auto"/>
-              <w:left w:val="nil"/>
-              <w:bottom w:val="single" w:sz="4" w:space="0" w:color="auto"/>
-              <w:right w:val="single" w:sz="4" w:space="0" w:color="auto"/>
-            </w:tcBorders>
-            <w:shd w:val="clear" w:color="auto" w:fill="auto"/>
-            <w:noWrap/>
-            <w:vAlign w:val="center"/>
-            <w:hideMark/>
-          </w:tcPr>
-          <w:p>
-            <w:pPr>
-              <w:spacing w:after="0" w:line="240" w:lineRule="auto"/>
-              <w:rPr>
-                <w:rFonts w:ascii="Calibri" w:eastAsia="Times New Roman" w:hAnsi="Calibri" w:cs="Calibri"/>
-                <w:sz w:val="20"/>
-                <w:szCs w:val="20"/>
-              </w:rPr>
-            </w:pPr>
-            <w:r>
-              <w:rPr>
-                <w:rFonts w:ascii="Calibri" w:eastAsia="Times New Roman" w:hAnsi="Calibri" w:cs="Calibri"/>
-                <w:sz w:val="20"/>
-                <w:szCs w:val="20"/>
-              </w:rPr>
-              <w:t>This box should work just like the one on the indoor lighting form except the text in the notes box when it's triggered should read "Explain here why item with asterisk complies"</w:t>
             </w:r>
           </w:p>
         </w:tc>
@@ -8263,9 +7676,9 @@
             <w:tcW w:w="14400" w:type="dxa"/>
             <w:gridSpan w:val="14"/>
             <w:tcBorders>
-              <w:top w:val="single" w:sz="4" w:space="0" w:color="auto"/>
-              <w:left w:val="single" w:sz="4" w:space="0" w:color="auto"/>
-              <w:bottom w:val="nil"/>
+              <w:top w:val="nil"/>
+              <w:left w:val="single" w:sz="4" w:space="0" w:color="auto"/>
+              <w:bottom w:val="single" w:sz="4" w:space="0" w:color="auto"/>
               <w:right w:val="single" w:sz="4" w:space="0" w:color="auto"/>
             </w:tcBorders>
             <w:shd w:val="clear" w:color="auto" w:fill="auto"/>
@@ -8292,7 +7705,7 @@
                 <w:szCs w:val="20"/>
                 <w:vertAlign w:val="superscript"/>
               </w:rPr>
-              <w:t>1</w:t>
+              <w:t>2</w:t>
             </w:r>
             <w:r>
               <w:rPr>
@@ -8302,136 +7715,7 @@
                 <w:sz w:val="20"/>
                 <w:szCs w:val="20"/>
               </w:rPr>
-              <w:t xml:space="preserve"> FOOTNOTES: Authority Having Jurisdiction may ask for Luminaire cut sheets to confirm wattage used for compliance per </w:t>
-            </w:r>
-            <w:r>
-              <w:rPr>
-                <w:rFonts w:ascii="Calibri" w:eastAsia="Times New Roman" w:hAnsi="Calibri" w:cs="Calibri"/>
-                <w:sz w:val="20"/>
-                <w:szCs w:val="20"/>
-              </w:rPr>
-              <w:t>§</w:t>
-            </w:r>
-            <w:r>
-              <w:rPr>
-                <w:rFonts w:ascii="Calibri" w:eastAsia="Times New Roman" w:hAnsi="Calibri" w:cs="Calibri"/>
-                <w:i/>
-                <w:iCs/>
-                <w:sz w:val="20"/>
-                <w:szCs w:val="20"/>
-              </w:rPr>
-              <w:t>130.0(c)/§160.5(b).</w:t>
-            </w:r>
-          </w:p>
-        </w:tc>
-        <w:tc>
-          <w:tcPr>
-            <w:tcW w:w="918" w:type="dxa"/>
-            <w:tcBorders>
-              <w:top w:val="nil"/>
-              <w:left w:val="single" w:sz="4" w:space="0" w:color="auto"/>
-              <w:bottom w:val="nil"/>
-              <w:right w:val="nil"/>
-            </w:tcBorders>
-            <w:shd w:val="clear" w:color="auto" w:fill="auto"/>
-            <w:noWrap/>
-            <w:hideMark/>
-          </w:tcPr>
-          <w:p>
-            <w:pPr>
-              <w:spacing w:after="0" w:line="240" w:lineRule="auto"/>
-              <w:rPr>
-                <w:rFonts w:ascii="Calibri" w:eastAsia="Times New Roman" w:hAnsi="Calibri" w:cs="Calibri"/>
-                <w:i/>
-                <w:iCs/>
-                <w:sz w:val="20"/>
-                <w:szCs w:val="20"/>
-              </w:rPr>
-            </w:pPr>
-            <w:r>
-              <w:rPr>
-                <w:rFonts w:ascii="Calibri" w:eastAsia="Times New Roman" w:hAnsi="Calibri" w:cs="Calibri"/>
-                <w:i/>
-                <w:iCs/>
-                <w:sz w:val="20"/>
-                <w:szCs w:val="20"/>
-              </w:rPr>
-              <w:t> </w:t>
-            </w:r>
-          </w:p>
-        </w:tc>
-      </w:tr>
-      <w:tr>
-        <w:trPr>
-          <w:trHeight w:val="152"/>
-        </w:trPr>
-        <w:tc>
-          <w:tcPr>
-            <w:tcW w:w="14400" w:type="dxa"/>
-            <w:gridSpan w:val="14"/>
-            <w:tcBorders>
-              <w:top w:val="nil"/>
-              <w:left w:val="single" w:sz="4" w:space="0" w:color="auto"/>
-              <w:bottom w:val="single" w:sz="4" w:space="0" w:color="auto"/>
-              <w:right w:val="single" w:sz="4" w:space="0" w:color="auto"/>
-            </w:tcBorders>
-            <w:shd w:val="clear" w:color="auto" w:fill="auto"/>
-            <w:noWrap/>
-            <w:hideMark/>
-          </w:tcPr>
-          <w:p>
-            <w:pPr>
-              <w:spacing w:after="0" w:line="240" w:lineRule="auto"/>
-              <w:rPr>
-                <w:rFonts w:ascii="Calibri" w:eastAsia="Times New Roman" w:hAnsi="Calibri" w:cs="Calibri"/>
-                <w:i/>
-                <w:iCs/>
-                <w:sz w:val="20"/>
-                <w:szCs w:val="20"/>
-              </w:rPr>
-            </w:pPr>
-            <w:r>
-              <w:rPr>
-                <w:rFonts w:ascii="Calibri" w:eastAsia="Times New Roman" w:hAnsi="Calibri" w:cs="Calibri"/>
-                <w:i/>
-                <w:iCs/>
-                <w:sz w:val="20"/>
-                <w:szCs w:val="20"/>
-                <w:vertAlign w:val="superscript"/>
-              </w:rPr>
-              <w:t>2</w:t>
-            </w:r>
-            <w:r>
-              <w:rPr>
-                <w:rFonts w:ascii="Calibri" w:eastAsia="Times New Roman" w:hAnsi="Calibri" w:cs="Calibri"/>
-                <w:i/>
-                <w:iCs/>
-                <w:sz w:val="20"/>
-                <w:szCs w:val="20"/>
-              </w:rPr>
-              <w:t xml:space="preserve"> For linear luminaires, wattage should be indicated as W/</w:t>
-            </w:r>
-            <w:proofErr w:type="spellStart"/>
-            <w:r>
-              <w:rPr>
-                <w:rFonts w:ascii="Calibri" w:eastAsia="Times New Roman" w:hAnsi="Calibri" w:cs="Calibri"/>
-                <w:i/>
-                <w:iCs/>
-                <w:sz w:val="20"/>
-                <w:szCs w:val="20"/>
-              </w:rPr>
-              <w:t>lf</w:t>
-            </w:r>
-            <w:proofErr w:type="spellEnd"/>
-            <w:r>
-              <w:rPr>
-                <w:rFonts w:ascii="Calibri" w:eastAsia="Times New Roman" w:hAnsi="Calibri" w:cs="Calibri"/>
-                <w:i/>
-                <w:iCs/>
-                <w:sz w:val="20"/>
-                <w:szCs w:val="20"/>
-              </w:rPr>
-              <w:t xml:space="preserve"> instead of Watts/luminaire.  Total linear feet for the luminaire should be indicated in column 05 instead of number of luminaires. </w:t>
+              <w:t xml:space="preserve"> For linear luminaires, wattage should be indicated as W/lf instead of Watts/luminaire.  Total linear feet for the luminaire should be indicated in column 05 instead of number of luminaires. </w:t>
             </w:r>
           </w:p>
         </w:tc>
@@ -8700,7 +7984,6 @@
                 <w:b/>
                 <w:bCs/>
               </w:rPr>
-              <w:lastRenderedPageBreak/>
               <w:t>G. SHIELDING REQUIREMENTS (BUG)</w:t>
             </w:r>
           </w:p>
@@ -9263,19 +8546,11 @@
                 <w:rFonts w:ascii="Calibri" w:hAnsi="Calibri" w:cs="Calibri"/>
               </w:rPr>
             </w:pPr>
-            <w:proofErr w:type="spellStart"/>
             <w:r>
               <w:rPr>
                 <w:rFonts w:ascii="Calibri" w:hAnsi="Calibri" w:cs="Calibri"/>
               </w:rPr>
-              <w:t>Uplight</w:t>
-            </w:r>
-            <w:proofErr w:type="spellEnd"/>
-            <w:r>
-              <w:rPr>
-                <w:rFonts w:ascii="Calibri" w:hAnsi="Calibri" w:cs="Calibri"/>
-              </w:rPr>
-              <w:t xml:space="preserve"> Rating </w:t>
+              <w:t xml:space="preserve">Uplight Rating </w:t>
             </w:r>
             <w:r>
               <w:rPr>
@@ -9562,21 +8837,7 @@
               <w:rPr>
                 <w:rFonts w:ascii="Calibri" w:hAnsi="Calibri" w:cs="Calibri"/>
               </w:rPr>
-              <w:t xml:space="preserve">Max Allowable </w:t>
-            </w:r>
-            <w:proofErr w:type="spellStart"/>
-            <w:r>
-              <w:rPr>
-                <w:rFonts w:ascii="Calibri" w:hAnsi="Calibri" w:cs="Calibri"/>
-              </w:rPr>
-              <w:t>Uplight</w:t>
-            </w:r>
-            <w:proofErr w:type="spellEnd"/>
-            <w:r>
-              <w:rPr>
-                <w:rFonts w:ascii="Calibri" w:hAnsi="Calibri" w:cs="Calibri"/>
-              </w:rPr>
-              <w:t xml:space="preserve"> Rating</w:t>
+              <w:t>Max Allowable Uplight Rating</w:t>
             </w:r>
             <w:r>
               <w:rPr>
@@ -9608,19 +8869,11 @@
                 <w:rFonts w:ascii="Calibri" w:hAnsi="Calibri" w:cs="Calibri"/>
               </w:rPr>
             </w:pPr>
-            <w:proofErr w:type="spellStart"/>
             <w:r>
               <w:rPr>
                 <w:rFonts w:ascii="Calibri" w:hAnsi="Calibri" w:cs="Calibri"/>
               </w:rPr>
-              <w:t>Uplight</w:t>
-            </w:r>
-            <w:proofErr w:type="spellEnd"/>
-            <w:r>
-              <w:rPr>
-                <w:rFonts w:ascii="Calibri" w:hAnsi="Calibri" w:cs="Calibri"/>
-              </w:rPr>
-              <w:t xml:space="preserve"> Rating Per Design</w:t>
+              <w:t>Uplight Rating Per Design</w:t>
             </w:r>
           </w:p>
         </w:tc>
@@ -10236,31 +9489,7 @@
                 <w:sz w:val="20"/>
                 <w:szCs w:val="20"/>
               </w:rPr>
-              <w:t xml:space="preserve">Authority having jurisdiction may ask for luminaire cut sheets or other documentation to confirm luminaire type, backlight, </w:t>
-            </w:r>
-            <w:proofErr w:type="spellStart"/>
-            <w:proofErr w:type="gramStart"/>
-            <w:r>
-              <w:rPr>
-                <w:rFonts w:ascii="Calibri" w:hAnsi="Calibri" w:cs="Calibri"/>
-                <w:i/>
-                <w:iCs/>
-                <w:sz w:val="20"/>
-                <w:szCs w:val="20"/>
-              </w:rPr>
-              <w:t>uplight,and</w:t>
-            </w:r>
-            <w:proofErr w:type="spellEnd"/>
-            <w:proofErr w:type="gramEnd"/>
-            <w:r>
-              <w:rPr>
-                <w:rFonts w:ascii="Calibri" w:hAnsi="Calibri" w:cs="Calibri"/>
-                <w:i/>
-                <w:iCs/>
-                <w:sz w:val="20"/>
-                <w:szCs w:val="20"/>
-              </w:rPr>
-              <w:t xml:space="preserve"> glare ratings used for compliance per §130.2(b</w:t>
+              <w:t>Authority having jurisdiction may ask for luminaire cut sheets or other documentation to confirm luminaire type, backlight, uplight,and glare ratings used for compliance per §130.2(b</w:t>
             </w:r>
             <w:r>
               <w:rPr>
@@ -10444,29 +9673,7 @@
                 <w:sz w:val="20"/>
                 <w:szCs w:val="20"/>
               </w:rPr>
-              <w:t>This table demonstrates compliance with controls requirements for all new or altered luminaires installed as part of the permit application.  For alteration projects, luminaires which are existing to remain (</w:t>
-            </w:r>
-            <w:proofErr w:type="spellStart"/>
-            <w:r>
-              <w:rPr>
-                <w:rFonts w:ascii="Calibri" w:eastAsia="Times New Roman" w:hAnsi="Calibri" w:cs="Calibri"/>
-                <w:i/>
-                <w:iCs/>
-                <w:sz w:val="20"/>
-                <w:szCs w:val="20"/>
-              </w:rPr>
-              <w:t>ie</w:t>
-            </w:r>
-            <w:proofErr w:type="spellEnd"/>
-            <w:r>
-              <w:rPr>
-                <w:rFonts w:ascii="Calibri" w:eastAsia="Times New Roman" w:hAnsi="Calibri" w:cs="Calibri"/>
-                <w:i/>
-                <w:iCs/>
-                <w:sz w:val="20"/>
-                <w:szCs w:val="20"/>
-              </w:rPr>
-              <w:t xml:space="preserve"> untouched) and luminaires which are removed and reinstalled (wiring only) do not need to be included in this table even if they are within the spaces covered by the permit application.</w:t>
+              <w:t>This table demonstrates compliance with controls requirements for all new or altered luminaires installed as part of the permit application.  For alteration projects, luminaires which are existing to remain (ie untouched) and luminaires which are removed and reinstalled (wiring only) do not need to be included in this table even if they are within the spaces covered by the permit application.</w:t>
             </w:r>
             <w:r>
               <w:rPr>
@@ -11515,7 +10722,6 @@
                 <w:bCs/>
                 <w:color w:val="231F20"/>
               </w:rPr>
-              <w:lastRenderedPageBreak/>
               <w:t>Outdoor Lighting Controlled from Inside Multifamily Dwelling Units</w:t>
             </w:r>
           </w:p>
@@ -12072,7 +11278,6 @@
                 <w:szCs w:val="20"/>
               </w:rPr>
             </w:pPr>
-            <w:proofErr w:type="spellStart"/>
             <w:r>
               <w:rPr>
                 <w:rFonts w:ascii="Calibri" w:eastAsia="Times New Roman" w:hAnsi="Calibri" w:cs="Calibri"/>
@@ -12081,9 +11286,8 @@
                 <w:sz w:val="20"/>
                 <w:szCs w:val="20"/>
               </w:rPr>
-              <w:t>i</w:t>
-            </w:r>
-            <w:proofErr w:type="spellEnd"/>
+              <w:t>i. Shall not contain screw base lamp sockets; and</w:t>
+            </w:r>
             <w:r>
               <w:rPr>
                 <w:rFonts w:ascii="Calibri" w:eastAsia="Times New Roman" w:hAnsi="Calibri" w:cs="Calibri"/>
@@ -12092,7 +11296,8 @@
                 <w:sz w:val="20"/>
                 <w:szCs w:val="20"/>
               </w:rPr>
-              <w:t>. Shall not contain screw base lamp sockets; and</w:t>
+              <w:br/>
+              <w:t>ii. Have a label that certifies the luminaire is airtight with air leakage less than 2.0 cfm at 75 Pascals when tested in accordance with ASTM E283. An exhaust fan housing with integral light shall not be required to be certified airtight; and</w:t>
             </w:r>
             <w:r>
               <w:rPr>
@@ -12103,42 +11308,7 @@
                 <w:szCs w:val="20"/>
               </w:rPr>
               <w:br/>
-              <w:t>ii. Have a label that certifies the luminaire is airtight with air leakage less than 2.0 cfm at 75 Pascals when tested in accordance with ASTM E283. An exhaust fan housing with integral light shall not be required to be certified airtight; and</w:t>
-            </w:r>
-            <w:r>
-              <w:rPr>
-                <w:rFonts w:ascii="Calibri" w:eastAsia="Times New Roman" w:hAnsi="Calibri" w:cs="Calibri"/>
-                <w:i/>
-                <w:iCs/>
-                <w:sz w:val="20"/>
-                <w:szCs w:val="20"/>
-              </w:rPr>
-              <w:br/>
-              <w:t xml:space="preserve">iii. Be sealed with a gasket or caulk between the luminaire housing and ceiling and have all air leak paths between conditioned and unconditioned spaces sealed with a gasket or </w:t>
-            </w:r>
-            <w:proofErr w:type="spellStart"/>
-            <w:proofErr w:type="gramStart"/>
-            <w:r>
-              <w:rPr>
-                <w:rFonts w:ascii="Calibri" w:eastAsia="Times New Roman" w:hAnsi="Calibri" w:cs="Calibri"/>
-                <w:i/>
-                <w:iCs/>
-                <w:sz w:val="20"/>
-                <w:szCs w:val="20"/>
-              </w:rPr>
-              <w:t>caulk,or</w:t>
-            </w:r>
-            <w:proofErr w:type="spellEnd"/>
-            <w:proofErr w:type="gramEnd"/>
-            <w:r>
-              <w:rPr>
-                <w:rFonts w:ascii="Calibri" w:eastAsia="Times New Roman" w:hAnsi="Calibri" w:cs="Calibri"/>
-                <w:i/>
-                <w:iCs/>
-                <w:sz w:val="20"/>
-                <w:szCs w:val="20"/>
-              </w:rPr>
-              <w:t xml:space="preserve"> be installed per manufacturer’s instructions to maintain airtightness between the luminaire housing and ceiling; and</w:t>
+              <w:t>iii. Be sealed with a gasket or caulk between the luminaire housing and ceiling and have all air leak paths between conditioned and unconditioned spaces sealed with a gasket or caulk,or be installed per manufacturer’s instructions to maintain airtightness between the luminaire housing and ceiling; and</w:t>
             </w:r>
             <w:r>
               <w:rPr>
@@ -12620,7 +11790,6 @@
                 <w:b/>
                 <w:bCs/>
               </w:rPr>
-              <w:lastRenderedPageBreak/>
               <w:t>I. LIGHTING POWER ALLOWANCE (per §140.7/170.2(e))</w:t>
             </w:r>
           </w:p>
@@ -13907,21 +13076,7 @@
               <w:rPr>
                 <w:rFonts w:ascii="Calibri" w:eastAsia="Times New Roman" w:hAnsi="Calibri" w:cs="Calibri"/>
               </w:rPr>
-              <w:t>Perimeter Length (</w:t>
-            </w:r>
-            <w:proofErr w:type="spellStart"/>
-            <w:r>
-              <w:rPr>
-                <w:rFonts w:ascii="Calibri" w:eastAsia="Times New Roman" w:hAnsi="Calibri" w:cs="Calibri"/>
-              </w:rPr>
-              <w:t>lf</w:t>
-            </w:r>
-            <w:proofErr w:type="spellEnd"/>
-            <w:r>
-              <w:rPr>
-                <w:rFonts w:ascii="Calibri" w:eastAsia="Times New Roman" w:hAnsi="Calibri" w:cs="Calibri"/>
-              </w:rPr>
-              <w:t>)</w:t>
+              <w:t>Perimeter Length (lf)</w:t>
             </w:r>
           </w:p>
         </w:tc>
@@ -13951,21 +13106,7 @@
               <w:rPr>
                 <w:rFonts w:ascii="Calibri" w:eastAsia="Times New Roman" w:hAnsi="Calibri" w:cs="Calibri"/>
               </w:rPr>
-              <w:t>Allowed Density (W/</w:t>
-            </w:r>
-            <w:proofErr w:type="spellStart"/>
-            <w:r>
-              <w:rPr>
-                <w:rFonts w:ascii="Calibri" w:eastAsia="Times New Roman" w:hAnsi="Calibri" w:cs="Calibri"/>
-              </w:rPr>
-              <w:t>lf</w:t>
-            </w:r>
-            <w:proofErr w:type="spellEnd"/>
-            <w:r>
-              <w:rPr>
-                <w:rFonts w:ascii="Calibri" w:eastAsia="Times New Roman" w:hAnsi="Calibri" w:cs="Calibri"/>
-              </w:rPr>
-              <w:t>)</w:t>
+              <w:t>Allowed Density (W/lf)</w:t>
             </w:r>
           </w:p>
         </w:tc>
@@ -14316,25 +13457,7 @@
                 <w:i/>
                 <w:iCs/>
               </w:rPr>
-              <w:t xml:space="preserve"> FOOTNOTES: Number of entrances to parking areas, trail heads, fee payment kiosks, </w:t>
-            </w:r>
-            <w:proofErr w:type="gramStart"/>
-            <w:r>
-              <w:rPr>
-                <w:rFonts w:ascii="Calibri" w:eastAsia="Times New Roman" w:hAnsi="Calibri" w:cs="Calibri"/>
-                <w:i/>
-                <w:iCs/>
-              </w:rPr>
-              <w:t>outhouses</w:t>
-            </w:r>
-            <w:proofErr w:type="gramEnd"/>
-            <w:r>
-              <w:rPr>
-                <w:rFonts w:ascii="Calibri" w:eastAsia="Times New Roman" w:hAnsi="Calibri" w:cs="Calibri"/>
-                <w:i/>
-                <w:iCs/>
-              </w:rPr>
-              <w:t xml:space="preserve"> and toilet facilities on site where lighting is within project scope. </w:t>
+              <w:t xml:space="preserve"> FOOTNOTES: Number of entrances to parking areas, trail heads, fee payment kiosks, outhouses and toilet facilities on site where lighting is within project scope. </w:t>
             </w:r>
             <w:r>
               <w:rPr>
@@ -14936,7 +14059,6 @@
               <w:rPr>
                 <w:rFonts w:ascii="Calibri" w:eastAsia="Times New Roman" w:hAnsi="Calibri" w:cs="Calibri"/>
               </w:rPr>
-              <w:lastRenderedPageBreak/>
               <w:t>Area Description</w:t>
             </w:r>
           </w:p>
@@ -15891,25 +15013,7 @@
                 <w:sz w:val="20"/>
                 <w:szCs w:val="20"/>
               </w:rPr>
-              <w:t xml:space="preserve"> FOOTNOTES: Number of entrances to parking areas, trail heads, fee payment kiosks, </w:t>
-            </w:r>
-            <w:proofErr w:type="gramStart"/>
-            <w:r>
-              <w:rPr>
-                <w:rFonts w:ascii="Calibri" w:eastAsia="Times New Roman" w:hAnsi="Calibri" w:cs="Calibri"/>
-                <w:sz w:val="20"/>
-                <w:szCs w:val="20"/>
-              </w:rPr>
-              <w:t>outhouses</w:t>
-            </w:r>
-            <w:proofErr w:type="gramEnd"/>
-            <w:r>
-              <w:rPr>
-                <w:rFonts w:ascii="Calibri" w:eastAsia="Times New Roman" w:hAnsi="Calibri" w:cs="Calibri"/>
-                <w:sz w:val="20"/>
-                <w:szCs w:val="20"/>
-              </w:rPr>
-              <w:t xml:space="preserve"> and toilet facilities on site where lighting is within project scope.</w:t>
+              <w:t xml:space="preserve"> FOOTNOTES: Number of entrances to parking areas, trail heads, fee payment kiosks, outhouses and toilet facilities on site where lighting is within project scope.</w:t>
             </w:r>
           </w:p>
         </w:tc>
@@ -15987,7 +15091,6 @@
                 <w:b/>
                 <w:bCs/>
               </w:rPr>
-              <w:lastRenderedPageBreak/>
               <w:t>J. LIGHTING ALLOWANCE: PER APPLICATION</w:t>
             </w:r>
           </w:p>
@@ -16586,21 +15689,7 @@
               <w:rPr>
                 <w:rFonts w:ascii="Calibri" w:eastAsia="Times New Roman" w:hAnsi="Calibri" w:cs="Calibri"/>
               </w:rPr>
-              <w:t xml:space="preserve"># </w:t>
-            </w:r>
-            <w:proofErr w:type="gramStart"/>
-            <w:r>
-              <w:rPr>
-                <w:rFonts w:ascii="Calibri" w:eastAsia="Times New Roman" w:hAnsi="Calibri" w:cs="Calibri"/>
-              </w:rPr>
-              <w:t>of</w:t>
-            </w:r>
-            <w:proofErr w:type="gramEnd"/>
-            <w:r>
-              <w:rPr>
-                <w:rFonts w:ascii="Calibri" w:eastAsia="Times New Roman" w:hAnsi="Calibri" w:cs="Calibri"/>
-              </w:rPr>
-              <w:t xml:space="preserve"> Locations</w:t>
+              <w:t># of Locations</w:t>
             </w:r>
           </w:p>
         </w:tc>
@@ -16759,21 +15848,7 @@
               <w:rPr>
                 <w:rFonts w:ascii="Calibri" w:eastAsia="Times New Roman" w:hAnsi="Calibri" w:cs="Calibri"/>
               </w:rPr>
-              <w:t xml:space="preserve"># </w:t>
-            </w:r>
-            <w:proofErr w:type="gramStart"/>
-            <w:r>
-              <w:rPr>
-                <w:rFonts w:ascii="Calibri" w:eastAsia="Times New Roman" w:hAnsi="Calibri" w:cs="Calibri"/>
-              </w:rPr>
-              <w:t>of</w:t>
-            </w:r>
-            <w:proofErr w:type="gramEnd"/>
-            <w:r>
-              <w:rPr>
-                <w:rFonts w:ascii="Calibri" w:eastAsia="Times New Roman" w:hAnsi="Calibri" w:cs="Calibri"/>
-              </w:rPr>
-              <w:t xml:space="preserve"> Luminaires</w:t>
+              <w:t># of Luminaires</w:t>
             </w:r>
             <w:r>
               <w:rPr>
@@ -17360,29 +16435,7 @@
                 <w:sz w:val="20"/>
                 <w:szCs w:val="20"/>
               </w:rPr>
-              <w:t xml:space="preserve"> For luminaires indicated in Table F as linear, wattage in column 07 is W/</w:t>
-            </w:r>
-            <w:proofErr w:type="spellStart"/>
-            <w:r>
-              <w:rPr>
-                <w:rFonts w:ascii="Calibri" w:eastAsia="Times New Roman" w:hAnsi="Calibri" w:cs="Calibri"/>
-                <w:i/>
-                <w:iCs/>
-                <w:sz w:val="20"/>
-                <w:szCs w:val="20"/>
-              </w:rPr>
-              <w:t>lf</w:t>
-            </w:r>
-            <w:proofErr w:type="spellEnd"/>
-            <w:r>
-              <w:rPr>
-                <w:rFonts w:ascii="Calibri" w:eastAsia="Times New Roman" w:hAnsi="Calibri" w:cs="Calibri"/>
-                <w:i/>
-                <w:iCs/>
-                <w:sz w:val="20"/>
-                <w:szCs w:val="20"/>
-              </w:rPr>
-              <w:t xml:space="preserve"> instead of Watts/luminaire.  Total linear feet for the luminaire should be indicated in column 08 instead of number of luminaires.</w:t>
+              <w:t xml:space="preserve"> For luminaires indicated in Table F as linear, wattage in column 07 is W/lf instead of Watts/luminaire.  Total linear feet for the luminaire should be indicated in column 08 instead of number of luminaires.</w:t>
             </w:r>
             <w:r>
               <w:rPr>
@@ -17469,7 +16522,6 @@
                 <w:b/>
                 <w:bCs/>
               </w:rPr>
-              <w:lastRenderedPageBreak/>
               <w:t>K. LIGHTING ALLOWANCE: SALES FRONTAGE</w:t>
             </w:r>
           </w:p>
@@ -17963,21 +17015,7 @@
               <w:rPr>
                 <w:rFonts w:ascii="Calibri" w:eastAsia="Times New Roman" w:hAnsi="Calibri" w:cs="Calibri"/>
               </w:rPr>
-              <w:t>Linear ft. of Sales Frontage (</w:t>
-            </w:r>
-            <w:proofErr w:type="spellStart"/>
-            <w:r>
-              <w:rPr>
-                <w:rFonts w:ascii="Calibri" w:eastAsia="Times New Roman" w:hAnsi="Calibri" w:cs="Calibri"/>
-              </w:rPr>
-              <w:t>lf</w:t>
-            </w:r>
-            <w:proofErr w:type="spellEnd"/>
-            <w:r>
-              <w:rPr>
-                <w:rFonts w:ascii="Calibri" w:eastAsia="Times New Roman" w:hAnsi="Calibri" w:cs="Calibri"/>
-              </w:rPr>
-              <w:t>)</w:t>
+              <w:t>Linear ft. of Sales Frontage (lf)</w:t>
             </w:r>
           </w:p>
         </w:tc>
@@ -18006,21 +17044,7 @@
               <w:rPr>
                 <w:rFonts w:ascii="Calibri" w:eastAsia="Times New Roman" w:hAnsi="Calibri" w:cs="Calibri"/>
               </w:rPr>
-              <w:t>Allowed Density (W/</w:t>
-            </w:r>
-            <w:proofErr w:type="spellStart"/>
-            <w:r>
-              <w:rPr>
-                <w:rFonts w:ascii="Calibri" w:eastAsia="Times New Roman" w:hAnsi="Calibri" w:cs="Calibri"/>
-              </w:rPr>
-              <w:t>lf</w:t>
-            </w:r>
-            <w:proofErr w:type="spellEnd"/>
-            <w:r>
-              <w:rPr>
-                <w:rFonts w:ascii="Calibri" w:eastAsia="Times New Roman" w:hAnsi="Calibri" w:cs="Calibri"/>
-              </w:rPr>
-              <w:t>)</w:t>
+              <w:t>Allowed Density (W/lf)</w:t>
             </w:r>
           </w:p>
         </w:tc>
@@ -18143,21 +17167,7 @@
               <w:rPr>
                 <w:rFonts w:ascii="Calibri" w:eastAsia="Times New Roman" w:hAnsi="Calibri" w:cs="Calibri"/>
               </w:rPr>
-              <w:t xml:space="preserve"># </w:t>
-            </w:r>
-            <w:proofErr w:type="gramStart"/>
-            <w:r>
-              <w:rPr>
-                <w:rFonts w:ascii="Calibri" w:eastAsia="Times New Roman" w:hAnsi="Calibri" w:cs="Calibri"/>
-              </w:rPr>
-              <w:t>of</w:t>
-            </w:r>
-            <w:proofErr w:type="gramEnd"/>
-            <w:r>
-              <w:rPr>
-                <w:rFonts w:ascii="Calibri" w:eastAsia="Times New Roman" w:hAnsi="Calibri" w:cs="Calibri"/>
-              </w:rPr>
-              <w:t xml:space="preserve"> Luminaires</w:t>
+              <w:t># of Luminaires</w:t>
             </w:r>
             <w:r>
               <w:rPr>
@@ -18689,29 +17699,7 @@
                 <w:sz w:val="20"/>
                 <w:szCs w:val="20"/>
               </w:rPr>
-              <w:t xml:space="preserve"> FOOTNOTES: For luminaires indicated in Table F as linear, wattage in column 06 is W/</w:t>
-            </w:r>
-            <w:proofErr w:type="spellStart"/>
-            <w:r>
-              <w:rPr>
-                <w:rFonts w:ascii="Calibri" w:eastAsia="Times New Roman" w:hAnsi="Calibri" w:cs="Calibri"/>
-                <w:i/>
-                <w:iCs/>
-                <w:sz w:val="20"/>
-                <w:szCs w:val="20"/>
-              </w:rPr>
-              <w:t>lf</w:t>
-            </w:r>
-            <w:proofErr w:type="spellEnd"/>
-            <w:r>
-              <w:rPr>
-                <w:rFonts w:ascii="Calibri" w:eastAsia="Times New Roman" w:hAnsi="Calibri" w:cs="Calibri"/>
-                <w:i/>
-                <w:iCs/>
-                <w:sz w:val="20"/>
-                <w:szCs w:val="20"/>
-              </w:rPr>
-              <w:t xml:space="preserve"> instead of Watts/luminaire.  Total linear feet for the luminaire should be indicated in column 07 instead of number of luminaires.</w:t>
+              <w:t xml:space="preserve"> FOOTNOTES: For luminaires indicated in Table F as linear, wattage in column 06 is W/lf instead of Watts/luminaire.  Total linear feet for the luminaire should be indicated in column 07 instead of number of luminaires.</w:t>
             </w:r>
           </w:p>
         </w:tc>
@@ -19070,7 +18058,6 @@
                 <w:b/>
                 <w:bCs/>
               </w:rPr>
-              <w:lastRenderedPageBreak/>
               <w:t>L. LIGHTING ALLOWANCE: ORNAMENTAL</w:t>
             </w:r>
           </w:p>
@@ -19749,21 +18736,7 @@
               <w:rPr>
                 <w:rFonts w:ascii="Calibri" w:eastAsia="Times New Roman" w:hAnsi="Calibri" w:cs="Calibri"/>
               </w:rPr>
-              <w:t xml:space="preserve"># </w:t>
-            </w:r>
-            <w:proofErr w:type="gramStart"/>
-            <w:r>
-              <w:rPr>
-                <w:rFonts w:ascii="Calibri" w:eastAsia="Times New Roman" w:hAnsi="Calibri" w:cs="Calibri"/>
-              </w:rPr>
-              <w:t>of</w:t>
-            </w:r>
-            <w:proofErr w:type="gramEnd"/>
-            <w:r>
-              <w:rPr>
-                <w:rFonts w:ascii="Calibri" w:eastAsia="Times New Roman" w:hAnsi="Calibri" w:cs="Calibri"/>
-              </w:rPr>
-              <w:t xml:space="preserve"> Luminaires</w:t>
+              <w:t># of Luminaires</w:t>
             </w:r>
             <w:r>
               <w:rPr>
@@ -20444,7 +19417,6 @@
                 <w:szCs w:val="20"/>
               </w:rPr>
             </w:pPr>
-            <w:proofErr w:type="gramStart"/>
             <w:r>
               <w:rPr>
                 <w:rFonts w:ascii="Calibri" w:eastAsia="Times New Roman" w:hAnsi="Calibri" w:cs="Calibri"/>
@@ -20464,30 +19436,18 @@
                 <w:sz w:val="20"/>
                 <w:szCs w:val="20"/>
               </w:rPr>
-              <w:t xml:space="preserve">  FOOTNOTES</w:t>
-            </w:r>
-            <w:proofErr w:type="gramEnd"/>
-            <w:r>
+              <w:t xml:space="preserve">  FOOTNOTES: Luminaires qualifying for this allowance shall be rated &lt; 50W and shall be post-top luminaires, lanterns, pendants or chandeliers.</w:t>
+            </w:r>
+          </w:p>
+          <w:p>
+            <w:pPr>
+              <w:spacing w:after="0" w:line="240" w:lineRule="auto"/>
               <w:rPr>
                 <w:rFonts w:ascii="Calibri" w:eastAsia="Times New Roman" w:hAnsi="Calibri" w:cs="Calibri"/>
                 <w:i/>
                 <w:iCs/>
-                <w:sz w:val="20"/>
-                <w:szCs w:val="20"/>
-              </w:rPr>
-              <w:t>: Luminaires qualifying for this allowance shall be rated &lt; 50W and shall be post-top luminaires, lanterns, pendants or chandeliers.</w:t>
-            </w:r>
-          </w:p>
-          <w:p>
-            <w:pPr>
-              <w:spacing w:after="0" w:line="240" w:lineRule="auto"/>
-              <w:rPr>
-                <w:rFonts w:ascii="Calibri" w:eastAsia="Times New Roman" w:hAnsi="Calibri" w:cs="Calibri"/>
-                <w:i/>
-                <w:iCs/>
-              </w:rPr>
-            </w:pPr>
-            <w:proofErr w:type="gramStart"/>
+              </w:rPr>
+            </w:pPr>
             <w:r>
               <w:rPr>
                 <w:rFonts w:ascii="Calibri" w:eastAsia="Times New Roman" w:hAnsi="Calibri" w:cs="Calibri"/>
@@ -20507,40 +19467,7 @@
                 <w:sz w:val="20"/>
                 <w:szCs w:val="20"/>
               </w:rPr>
-              <w:t xml:space="preserve">  For</w:t>
-            </w:r>
-            <w:proofErr w:type="gramEnd"/>
-            <w:r>
-              <w:rPr>
-                <w:rFonts w:ascii="Calibri" w:eastAsia="Times New Roman" w:hAnsi="Calibri" w:cs="Calibri"/>
-                <w:i/>
-                <w:iCs/>
-                <w:sz w:val="20"/>
-                <w:szCs w:val="20"/>
-              </w:rPr>
-              <w:t xml:space="preserve"> luminaires indicated in Table F as linear, wattage in column 06 is W/</w:t>
-            </w:r>
-            <w:proofErr w:type="spellStart"/>
-            <w:r>
-              <w:rPr>
-                <w:rFonts w:ascii="Calibri" w:eastAsia="Times New Roman" w:hAnsi="Calibri" w:cs="Calibri"/>
-                <w:i/>
-                <w:iCs/>
-                <w:sz w:val="20"/>
-                <w:szCs w:val="20"/>
-              </w:rPr>
-              <w:t>lf</w:t>
-            </w:r>
-            <w:proofErr w:type="spellEnd"/>
-            <w:r>
-              <w:rPr>
-                <w:rFonts w:ascii="Calibri" w:eastAsia="Times New Roman" w:hAnsi="Calibri" w:cs="Calibri"/>
-                <w:i/>
-                <w:iCs/>
-                <w:sz w:val="20"/>
-                <w:szCs w:val="20"/>
-              </w:rPr>
-              <w:t xml:space="preserve"> instead of Watts/luminaire.  Total linear feet for the luminaire should be indicated in column 07 instead of number of luminaires.</w:t>
+              <w:t xml:space="preserve">  For luminaires indicated in Table F as linear, wattage in column 06 is W/lf instead of Watts/luminaire.  Total linear feet for the luminaire should be indicated in column 07 instead of number of luminaires.</w:t>
             </w:r>
           </w:p>
         </w:tc>
@@ -20669,7 +19596,6 @@
                 <w:b/>
                 <w:bCs/>
               </w:rPr>
-              <w:lastRenderedPageBreak/>
               <w:t>M. LIGHTING ALLOWANCE: PER SPECIFIC AREA</w:t>
             </w:r>
           </w:p>
@@ -21453,21 +20379,7 @@
               <w:rPr>
                 <w:rFonts w:ascii="Calibri" w:eastAsia="Times New Roman" w:hAnsi="Calibri" w:cs="Calibri"/>
               </w:rPr>
-              <w:t xml:space="preserve"># </w:t>
-            </w:r>
-            <w:proofErr w:type="gramStart"/>
-            <w:r>
-              <w:rPr>
-                <w:rFonts w:ascii="Calibri" w:eastAsia="Times New Roman" w:hAnsi="Calibri" w:cs="Calibri"/>
-              </w:rPr>
-              <w:t>of</w:t>
-            </w:r>
-            <w:proofErr w:type="gramEnd"/>
-            <w:r>
-              <w:rPr>
-                <w:rFonts w:ascii="Calibri" w:eastAsia="Times New Roman" w:hAnsi="Calibri" w:cs="Calibri"/>
-              </w:rPr>
-              <w:t xml:space="preserve"> Luminaires</w:t>
+              <w:t># of Luminaires</w:t>
             </w:r>
             <w:r>
               <w:rPr>
@@ -21907,29 +20819,7 @@
                 <w:sz w:val="20"/>
                 <w:szCs w:val="20"/>
               </w:rPr>
-              <w:t xml:space="preserve"> For luminaires indicated in Table F as linear, wattage in column 07 is W/</w:t>
-            </w:r>
-            <w:proofErr w:type="spellStart"/>
-            <w:r>
-              <w:rPr>
-                <w:rFonts w:ascii="Calibri" w:eastAsia="Times New Roman" w:hAnsi="Calibri" w:cs="Calibri"/>
-                <w:i/>
-                <w:iCs/>
-                <w:sz w:val="20"/>
-                <w:szCs w:val="20"/>
-              </w:rPr>
-              <w:t>lf</w:t>
-            </w:r>
-            <w:proofErr w:type="spellEnd"/>
-            <w:r>
-              <w:rPr>
-                <w:rFonts w:ascii="Calibri" w:eastAsia="Times New Roman" w:hAnsi="Calibri" w:cs="Calibri"/>
-                <w:i/>
-                <w:iCs/>
-                <w:sz w:val="20"/>
-                <w:szCs w:val="20"/>
-              </w:rPr>
-              <w:t xml:space="preserve"> instead of Watts/luminaire.  Total linear feet for the luminaire should be indicated in column 08 instead of number of luminaires.</w:t>
+              <w:t xml:space="preserve"> For luminaires indicated in Table F as linear, wattage in column 07 is W/lf instead of Watts/luminaire.  Total linear feet for the luminaire should be indicated in column 08 instead of number of luminaires.</w:t>
             </w:r>
           </w:p>
         </w:tc>
@@ -22242,7 +21132,6 @@
                 <w:b/>
                 <w:bCs/>
               </w:rPr>
-              <w:lastRenderedPageBreak/>
               <w:t>N. EXISTING CONDITIONS POWER ALLOWANCE (alterations only)</w:t>
             </w:r>
           </w:p>
@@ -22704,21 +21593,7 @@
               <w:rPr>
                 <w:rFonts w:ascii="Calibri" w:eastAsia="Times New Roman" w:hAnsi="Calibri" w:cs="Calibri"/>
               </w:rPr>
-              <w:t xml:space="preserve"># </w:t>
-            </w:r>
-            <w:proofErr w:type="gramStart"/>
-            <w:r>
-              <w:rPr>
-                <w:rFonts w:ascii="Calibri" w:eastAsia="Times New Roman" w:hAnsi="Calibri" w:cs="Calibri"/>
-              </w:rPr>
-              <w:t>of</w:t>
-            </w:r>
-            <w:proofErr w:type="gramEnd"/>
-            <w:r>
-              <w:rPr>
-                <w:rFonts w:ascii="Calibri" w:eastAsia="Times New Roman" w:hAnsi="Calibri" w:cs="Calibri"/>
-              </w:rPr>
-              <w:t xml:space="preserve"> Luminaires Being Replaced</w:t>
+              <w:t># of Luminaires Being Replaced</w:t>
             </w:r>
             <w:r>
               <w:rPr>
@@ -24147,29 +23022,7 @@
                 <w:sz w:val="18"/>
                 <w:szCs w:val="18"/>
               </w:rPr>
-              <w:t xml:space="preserve"> For linear luminaires, wattage should be indicated as W/</w:t>
-            </w:r>
-            <w:proofErr w:type="spellStart"/>
-            <w:r>
-              <w:rPr>
-                <w:rFonts w:ascii="Calibri" w:eastAsia="Times New Roman" w:hAnsi="Calibri" w:cs="Calibri"/>
-                <w:i/>
-                <w:iCs/>
-                <w:sz w:val="18"/>
-                <w:szCs w:val="18"/>
-              </w:rPr>
-              <w:t>lf</w:t>
-            </w:r>
-            <w:proofErr w:type="spellEnd"/>
-            <w:r>
-              <w:rPr>
-                <w:rFonts w:ascii="Calibri" w:eastAsia="Times New Roman" w:hAnsi="Calibri" w:cs="Calibri"/>
-                <w:i/>
-                <w:iCs/>
-                <w:sz w:val="18"/>
-                <w:szCs w:val="18"/>
-              </w:rPr>
-              <w:t xml:space="preserve"> instead of Watts/luminaire.  Total linear feet for the luminaire should be indicated in column 05 instead of number of luminaires.</w:t>
+              <w:t xml:space="preserve"> For linear luminaires, wattage should be indicated as W/lf instead of Watts/luminaire.  Total linear feet for the luminaire should be indicated in column 05 instead of number of luminaires.</w:t>
             </w:r>
           </w:p>
         </w:tc>
@@ -24241,7 +23094,6 @@
                 <w:b/>
                 <w:bCs/>
               </w:rPr>
-              <w:lastRenderedPageBreak/>
               <w:t>O. DECLARATION OF REQUIRED CERTIFICATES OF INSTALLATION</w:t>
             </w:r>
           </w:p>
@@ -24660,25 +23512,51 @@
                 <w:color w:val="000000"/>
               </w:rPr>
             </w:pPr>
+            <w:del w:id="2" w:author="Haider Alhabibi" w:date="2024-02-01T13:54:00Z">
+              <w:r>
+                <w:rPr>
+                  <w:rFonts w:ascii="Calibri" w:eastAsia="Times New Roman" w:hAnsi="Calibri" w:cs="Calibri"/>
+                  <w:color w:val="000000"/>
+                </w:rPr>
+                <w:delText>LM</w:delText>
+              </w:r>
+              <w:r>
+                <w:rPr>
+                  <w:rFonts w:ascii="Calibri" w:eastAsia="Times New Roman" w:hAnsi="Calibri" w:cs="Calibri"/>
+                  <w:color w:val="000000"/>
+                </w:rPr>
+                <w:delText>CI</w:delText>
+              </w:r>
+            </w:del>
+            <w:ins w:id="3" w:author="Haider Alhabibi" w:date="2024-02-01T13:54:00Z">
+              <w:r>
+                <w:rPr>
+                  <w:rFonts w:ascii="Calibri" w:eastAsia="Times New Roman" w:hAnsi="Calibri" w:cs="Calibri"/>
+                  <w:color w:val="000000"/>
+                </w:rPr>
+                <w:t>NRCL</w:t>
+              </w:r>
+            </w:ins>
             <w:r>
               <w:rPr>
                 <w:rFonts w:ascii="Calibri" w:eastAsia="Times New Roman" w:hAnsi="Calibri" w:cs="Calibri"/>
                 <w:color w:val="000000"/>
               </w:rPr>
-              <w:t>LM</w:t>
-            </w:r>
-            <w:r>
-              <w:rPr>
-                <w:rFonts w:ascii="Calibri" w:eastAsia="Times New Roman" w:hAnsi="Calibri" w:cs="Calibri"/>
-                <w:color w:val="000000"/>
-              </w:rPr>
-              <w:t>CI-LTO</w:t>
-            </w:r>
-            <w:r>
-              <w:rPr>
-                <w:rFonts w:ascii="Calibri" w:eastAsia="Times New Roman" w:hAnsi="Calibri" w:cs="Calibri"/>
-              </w:rPr>
-              <w:t>-01-</w:t>
+              <w:t>-LTO</w:t>
+            </w:r>
+            <w:del w:id="4" w:author="Haider Alhabibi" w:date="2024-02-01T13:55:00Z">
+              <w:r>
+                <w:rPr>
+                  <w:rFonts w:ascii="Calibri" w:eastAsia="Times New Roman" w:hAnsi="Calibri" w:cs="Calibri"/>
+                </w:rPr>
+                <w:delText>-01</w:delText>
+              </w:r>
+            </w:del>
+            <w:r>
+              <w:rPr>
+                <w:rFonts w:ascii="Calibri" w:eastAsia="Times New Roman" w:hAnsi="Calibri" w:cs="Calibri"/>
+              </w:rPr>
+              <w:t>-</w:t>
             </w:r>
             <w:r>
               <w:rPr>
@@ -25258,19 +24136,37 @@
                 <w:color w:val="000000"/>
               </w:rPr>
             </w:pPr>
+            <w:del w:id="5" w:author="Haider Alhabibi" w:date="2024-02-01T13:55:00Z">
+              <w:r>
+                <w:rPr>
+                  <w:rFonts w:ascii="Calibri" w:eastAsia="Times New Roman" w:hAnsi="Calibri" w:cs="Calibri"/>
+                  <w:color w:val="000000"/>
+                </w:rPr>
+                <w:delText>LM</w:delText>
+              </w:r>
+              <w:r>
+                <w:rPr>
+                  <w:rFonts w:ascii="Calibri" w:eastAsia="Times New Roman" w:hAnsi="Calibri" w:cs="Calibri"/>
+                  <w:color w:val="000000"/>
+                </w:rPr>
+                <w:delText>CA</w:delText>
+              </w:r>
+            </w:del>
+            <w:ins w:id="6" w:author="Haider Alhabibi" w:date="2024-02-01T13:55:00Z">
+              <w:r>
+                <w:rPr>
+                  <w:rFonts w:ascii="Calibri" w:eastAsia="Times New Roman" w:hAnsi="Calibri" w:cs="Calibri"/>
+                  <w:color w:val="000000"/>
+                </w:rPr>
+                <w:t>NRCA</w:t>
+              </w:r>
+            </w:ins>
             <w:r>
               <w:rPr>
                 <w:rFonts w:ascii="Calibri" w:eastAsia="Times New Roman" w:hAnsi="Calibri" w:cs="Calibri"/>
                 <w:color w:val="000000"/>
               </w:rPr>
-              <w:t>LM</w:t>
-            </w:r>
-            <w:r>
-              <w:rPr>
-                <w:rFonts w:ascii="Calibri" w:eastAsia="Times New Roman" w:hAnsi="Calibri" w:cs="Calibri"/>
-                <w:color w:val="000000"/>
-              </w:rPr>
-              <w:t xml:space="preserve">CA-LTO-02-A - Must be submitted for all outdoor lighting controls except for alterations where controls area added to </w:t>
+              <w:t xml:space="preserve">-LTO-02-A - Must be submitted for all outdoor lighting controls except for alterations where controls area added to </w:t>
             </w:r>
             <w:r>
               <w:rPr>
@@ -25453,7 +24349,6 @@
                 <w:sz w:val="20"/>
                 <w:szCs w:val="20"/>
               </w:rPr>
-              <w:lastRenderedPageBreak/>
               <w:t>Documentation Author's Declaration Statement</w:t>
             </w:r>
           </w:p>
@@ -25988,25 +24883,7 @@
                 <w:sz w:val="20"/>
                 <w:szCs w:val="20"/>
               </w:rPr>
-              <w:t xml:space="preserve">The energy features and performance specifications, materials, components, and manufactured devices for the building design or system design identified on this Certificate of Compliance conform to the requirements of Title 24, Part </w:t>
-            </w:r>
-            <w:proofErr w:type="gramStart"/>
-            <w:r>
-              <w:rPr>
-                <w:rFonts w:ascii="Calibri" w:eastAsia="Times New Roman" w:hAnsi="Calibri" w:cs="Arial"/>
-                <w:sz w:val="20"/>
-                <w:szCs w:val="20"/>
-              </w:rPr>
-              <w:t>1</w:t>
-            </w:r>
-            <w:proofErr w:type="gramEnd"/>
-            <w:r>
-              <w:rPr>
-                <w:rFonts w:ascii="Calibri" w:eastAsia="Times New Roman" w:hAnsi="Calibri" w:cs="Arial"/>
-                <w:sz w:val="20"/>
-                <w:szCs w:val="20"/>
-              </w:rPr>
-              <w:t xml:space="preserve"> and Part 6 of the California Code of Regulations</w:t>
+              <w:t>The energy features and performance specifications, materials, components, and manufactured devices for the building design or system design identified on this Certificate of Compliance conform to the requirements of Title 24, Part 1 and Part 6 of the California Code of Regulations</w:t>
             </w:r>
             <w:r>
               <w:rPr>
@@ -26043,25 +24920,7 @@
                 <w:sz w:val="20"/>
                 <w:szCs w:val="20"/>
               </w:rPr>
-              <w:t xml:space="preserve">The building design </w:t>
-            </w:r>
-            <w:proofErr w:type="gramStart"/>
-            <w:r>
-              <w:rPr>
-                <w:rFonts w:ascii="Calibri" w:eastAsia="Times New Roman" w:hAnsi="Calibri" w:cs="Arial"/>
-                <w:sz w:val="20"/>
-                <w:szCs w:val="20"/>
-              </w:rPr>
-              <w:t>features</w:t>
-            </w:r>
-            <w:proofErr w:type="gramEnd"/>
-            <w:r>
-              <w:rPr>
-                <w:rFonts w:ascii="Calibri" w:eastAsia="Times New Roman" w:hAnsi="Calibri" w:cs="Arial"/>
-                <w:sz w:val="20"/>
-                <w:szCs w:val="20"/>
-              </w:rPr>
-              <w:t xml:space="preserve"> or system design features identified on this Certificate of Compliance are consistent with the information provided on other applicable compliance documents, worksheets, calculations, plans and specifications submitted to the enforcement agency for approval with this building permit application.</w:t>
+              <w:t>The building design features or system design features identified on this Certificate of Compliance are consistent with the information provided on other applicable compliance documents, worksheets, calculations, plans and specifications submitted to the enforcement agency for approval with this building permit application.</w:t>
             </w:r>
           </w:p>
           <w:p>
@@ -26090,25 +24949,7 @@
                 <w:sz w:val="20"/>
                 <w:szCs w:val="20"/>
               </w:rPr>
-              <w:t xml:space="preserve">I will ensure that a completed signed copy of this Certificate of Compliance shall be made available with the building permit(s) issued for the </w:t>
-            </w:r>
-            <w:proofErr w:type="gramStart"/>
-            <w:r>
-              <w:rPr>
-                <w:rFonts w:ascii="Calibri" w:eastAsia="Times New Roman" w:hAnsi="Calibri" w:cs="Times New Roman"/>
-                <w:sz w:val="20"/>
-                <w:szCs w:val="20"/>
-              </w:rPr>
-              <w:t>building, and</w:t>
-            </w:r>
-            <w:proofErr w:type="gramEnd"/>
-            <w:r>
-              <w:rPr>
-                <w:rFonts w:ascii="Calibri" w:eastAsia="Times New Roman" w:hAnsi="Calibri" w:cs="Times New Roman"/>
-                <w:sz w:val="20"/>
-                <w:szCs w:val="20"/>
-              </w:rPr>
-              <w:t xml:space="preserve"> made available to the enforcement agency for all applicable inspections. I understand that a completed signed copy of this Certificate of Compliance is required to be included with the documentation the builder provides to the building owner at occupancy.  </w:t>
+              <w:t xml:space="preserve">I will ensure that a completed signed copy of this Certificate of Compliance shall be made available with the building permit(s) issued for the building, and made available to the enforcement agency for all applicable inspections. I understand that a completed signed copy of this Certificate of Compliance is required to be included with the documentation the builder provides to the building owner at occupancy.  </w:t>
             </w:r>
           </w:p>
         </w:tc>
@@ -26303,7 +25144,6 @@
                 <w:szCs w:val="20"/>
               </w:rPr>
             </w:pPr>
-            <w:proofErr w:type="gramStart"/>
             <w:r>
               <w:rPr>
                 <w:rFonts w:ascii="Calibri" w:eastAsia="Times New Roman" w:hAnsi="Calibri" w:cs="Times New Roman"/>
@@ -26312,7 +25152,6 @@
               </w:rPr>
               <w:t>Company :</w:t>
             </w:r>
-            <w:proofErr w:type="gramEnd"/>
           </w:p>
         </w:tc>
         <w:tc>
@@ -26650,12 +25489,8 @@
           <w:rFonts w:cstheme="minorHAnsi"/>
         </w:rPr>
         <w:sectPr>
-          <w:headerReference w:type="even" r:id="rId11"/>
-          <w:headerReference w:type="default" r:id="rId12"/>
-          <w:footerReference w:type="even" r:id="rId13"/>
-          <w:footerReference w:type="default" r:id="rId14"/>
-          <w:headerReference w:type="first" r:id="rId15"/>
-          <w:footerReference w:type="first" r:id="rId16"/>
+          <w:headerReference w:type="default" r:id="rId11"/>
+          <w:footerReference w:type="default" r:id="rId12"/>
           <w:pgSz w:w="15840" w:h="12240" w:orient="landscape"/>
           <w:pgMar w:top="720" w:right="720" w:bottom="720" w:left="720" w:header="450" w:footer="720" w:gutter="0"/>
           <w:cols w:space="720"/>
@@ -26682,7 +25517,6 @@
           <w:b/>
           <w:bCs/>
         </w:rPr>
-        <w:lastRenderedPageBreak/>
         <w:t>A.</w:t>
       </w:r>
       <w:r>
@@ -26708,11 +25542,11 @@
           <w:numId w:val="13"/>
         </w:numPr>
       </w:pPr>
-      <w:bookmarkStart w:id="2" w:name="_Hlk97889395"/>
+      <w:bookmarkStart w:id="7" w:name="_Hlk97889395"/>
       <w:r>
         <w:t>Enter the City the project is located in</w:t>
       </w:r>
-      <w:bookmarkEnd w:id="2"/>
+      <w:bookmarkEnd w:id="7"/>
       <w:r>
         <w:t>.</w:t>
       </w:r>
@@ -26725,12 +25559,12 @@
           <w:numId w:val="13"/>
         </w:numPr>
       </w:pPr>
-      <w:bookmarkStart w:id="3" w:name="_Hlk98334949"/>
+      <w:bookmarkStart w:id="8" w:name="_Hlk98334949"/>
       <w:r>
         <w:t>Enter the Climate Zone.</w:t>
       </w:r>
     </w:p>
-    <w:bookmarkEnd w:id="3"/>
+    <w:bookmarkEnd w:id="8"/>
     <w:p>
       <w:pPr>
         <w:pStyle w:val="ListParagraph"/>
@@ -26798,7 +25632,7 @@
           <w:numId w:val="2"/>
         </w:numPr>
       </w:pPr>
-      <w:bookmarkStart w:id="4" w:name="_Hlk98241040"/>
+      <w:bookmarkStart w:id="9" w:name="_Hlk98241040"/>
       <w:r>
         <w:t xml:space="preserve">Select whether the </w:t>
       </w:r>
@@ -26809,7 +25643,7 @@
         <w:t xml:space="preserve"> is New or Altered.</w:t>
       </w:r>
     </w:p>
-    <w:bookmarkEnd w:id="4"/>
+    <w:bookmarkEnd w:id="9"/>
     <w:p>
       <w:pPr>
         <w:pStyle w:val="ListParagraph"/>
@@ -26843,15 +25677,7 @@
         </w:numPr>
       </w:pPr>
       <w:r>
-        <w:t xml:space="preserve">Enter the </w:t>
-      </w:r>
-      <w:proofErr w:type="gramStart"/>
-      <w:r>
-        <w:t>sum total</w:t>
-      </w:r>
-      <w:proofErr w:type="gramEnd"/>
-      <w:r>
-        <w:t xml:space="preserve"> of luminaires being added or altered</w:t>
+        <w:t>Enter the sum total of luminaires being added or altered</w:t>
       </w:r>
     </w:p>
     <w:p>
@@ -26883,7 +25709,7 @@
           <w:bCs/>
         </w:rPr>
       </w:pPr>
-      <w:bookmarkStart w:id="5" w:name="_Hlk97794559"/>
+      <w:bookmarkStart w:id="10" w:name="_Hlk97794559"/>
       <w:r>
         <w:rPr>
           <w:b/>
@@ -26935,23 +25761,7 @@
         </w:numPr>
       </w:pPr>
       <w:r>
-        <w:t xml:space="preserve">This table is </w:t>
-      </w:r>
-      <w:proofErr w:type="gramStart"/>
-      <w:r>
-        <w:t>auto-filled</w:t>
-      </w:r>
-      <w:proofErr w:type="gramEnd"/>
-      <w:r>
-        <w:t xml:space="preserve"> with </w:t>
-      </w:r>
-      <w:proofErr w:type="spellStart"/>
-      <w:r>
-        <w:t>uneditable</w:t>
-      </w:r>
-      <w:proofErr w:type="spellEnd"/>
-      <w:r>
-        <w:t xml:space="preserve"> comments because of selections made or data entered in tables throughout the form.</w:t>
+        <w:t>This table is auto-filled with uneditable comments because of selections made or data entered in tables throughout the form.</w:t>
       </w:r>
     </w:p>
     <w:p>
@@ -26975,7 +25785,7 @@
         <w:t>Enter any notes or comments for the AHJ.</w:t>
       </w:r>
     </w:p>
-    <w:bookmarkEnd w:id="5"/>
+    <w:bookmarkEnd w:id="10"/>
     <w:p>
       <w:pPr>
         <w:spacing w:after="0"/>
@@ -27119,11 +25929,11 @@
           <w:bCs/>
         </w:rPr>
       </w:pPr>
-      <w:bookmarkStart w:id="6" w:name="_Hlk98241640"/>
+      <w:bookmarkStart w:id="11" w:name="_Hlk98241640"/>
       <w:r>
         <w:t xml:space="preserve">Check the box if </w:t>
       </w:r>
-      <w:bookmarkEnd w:id="6"/>
+      <w:bookmarkEnd w:id="11"/>
       <w:r>
         <w:rPr>
           <w:rFonts w:cstheme="minorHAnsi"/>
@@ -27180,7 +25990,6 @@
         <w:rPr>
           <w:rFonts w:cstheme="minorHAnsi"/>
         </w:rPr>
-        <w:lastRenderedPageBreak/>
         <w:t>Cutoff Req. ≥ 6,200 initial lumen output</w:t>
       </w:r>
       <w:r>
@@ -27244,7 +26053,7 @@
           <w:bCs/>
         </w:rPr>
       </w:pPr>
-      <w:bookmarkStart w:id="7" w:name="_Hlk97795083"/>
+      <w:bookmarkStart w:id="12" w:name="_Hlk97795083"/>
       <w:r>
         <w:t>This field is filled out automatically</w:t>
       </w:r>
@@ -27265,7 +26074,7 @@
         <w:t>This field is filled out automatically</w:t>
       </w:r>
     </w:p>
-    <w:bookmarkEnd w:id="7"/>
+    <w:bookmarkEnd w:id="12"/>
     <w:p>
       <w:pPr>
         <w:pStyle w:val="ListParagraph"/>
@@ -27342,15 +26151,7 @@
         </w:numPr>
       </w:pPr>
       <w:r>
-        <w:t xml:space="preserve">Enter the </w:t>
-      </w:r>
-      <w:proofErr w:type="spellStart"/>
-      <w:r>
-        <w:t>Uplight</w:t>
-      </w:r>
-      <w:proofErr w:type="spellEnd"/>
-      <w:r>
-        <w:t xml:space="preserve"> Rating per Design.</w:t>
+        <w:t>Enter the Uplight Rating per Design.</w:t>
       </w:r>
     </w:p>
     <w:p>
@@ -27397,7 +26198,7 @@
           <w:numId w:val="6"/>
         </w:numPr>
       </w:pPr>
-      <w:bookmarkStart w:id="8" w:name="_Hlk97796122"/>
+      <w:bookmarkStart w:id="13" w:name="_Hlk97796122"/>
       <w:r>
         <w:t xml:space="preserve">This is a </w:t>
       </w:r>
@@ -27407,7 +26208,7 @@
         </w:rPr>
         <w:t>Pass or Fail checkbox for the field inspector.</w:t>
       </w:r>
-      <w:bookmarkEnd w:id="8"/>
+      <w:bookmarkEnd w:id="13"/>
     </w:p>
     <w:p>
       <w:pPr>
@@ -27645,7 +26446,6 @@
           <w:b/>
           <w:bCs/>
         </w:rPr>
-        <w:lastRenderedPageBreak/>
         <w:t>I.</w:t>
       </w:r>
       <w:r>
@@ -28048,7 +26848,6 @@
           <w:b/>
           <w:bCs/>
         </w:rPr>
-        <w:lastRenderedPageBreak/>
         <w:t>K. Lighting Allowance: Sales Frontage</w:t>
       </w:r>
     </w:p>
@@ -28536,7 +27335,6 @@
         <w:rPr>
           <w:rFonts w:cstheme="minorHAnsi"/>
         </w:rPr>
-        <w:lastRenderedPageBreak/>
         <w:t>This field is filled out automatically.</w:t>
       </w:r>
     </w:p>
@@ -28658,21 +27456,7 @@
         <w:rPr>
           <w:rFonts w:cstheme="minorHAnsi"/>
         </w:rPr>
-        <w:t xml:space="preserve">How Wattage is </w:t>
-      </w:r>
-      <w:proofErr w:type="gramStart"/>
-      <w:r>
-        <w:rPr>
-          <w:rFonts w:cstheme="minorHAnsi"/>
-        </w:rPr>
-        <w:t>Determined?:</w:t>
-      </w:r>
-      <w:proofErr w:type="gramEnd"/>
-      <w:r>
-        <w:rPr>
-          <w:rFonts w:cstheme="minorHAnsi"/>
-        </w:rPr>
-        <w:t xml:space="preserve"> Select from dropdown.</w:t>
+        <w:t>How Wattage is Determined?: Select from dropdown.</w:t>
       </w:r>
     </w:p>
     <w:p>
@@ -28752,7 +27536,7 @@
           <w:bCs/>
         </w:rPr>
       </w:pPr>
-      <w:bookmarkStart w:id="9" w:name="_Hlk97796482"/>
+      <w:bookmarkStart w:id="14" w:name="_Hlk97796482"/>
       <w:r>
         <w:rPr>
           <w:rFonts w:cstheme="minorHAnsi"/>
@@ -28850,10 +27634,10 @@
         </w:rPr>
         <w:t>Selections have been made based on information provided in this document.  If any selections have been changed by the permit applicant, an explanation should be included in Table E. Additional Remarks.</w:t>
       </w:r>
-      <w:bookmarkEnd w:id="9"/>
+      <w:bookmarkEnd w:id="14"/>
     </w:p>
     <w:sectPr>
-      <w:headerReference w:type="default" r:id="rId17"/>
+      <w:headerReference w:type="default" r:id="rId13"/>
       <w:pgSz w:w="15840" w:h="12240" w:orient="landscape"/>
       <w:pgMar w:top="720" w:right="720" w:bottom="720" w:left="720" w:header="450" w:footer="720" w:gutter="0"/>
       <w:pgNumType w:start="1"/>
@@ -28890,16 +27674,6 @@
 </file>
 
 <file path=word/footer1.xml><?xml version="1.0" encoding="utf-8"?>
-<w:ftr xmlns:wpc="http://schemas.microsoft.com/office/word/2010/wordprocessingCanvas" xmlns:cx="http://schemas.microsoft.com/office/drawing/2014/chartex" xmlns:cx1="http://schemas.microsoft.com/office/drawing/2015/9/8/chartex" xmlns:cx2="http://schemas.microsoft.com/office/drawing/2015/10/21/chartex" xmlns:cx3="http://schemas.microsoft.com/office/drawing/2016/5/9/chartex" xmlns:cx4="http://schemas.microsoft.com/office/drawing/2016/5/10/chartex" xmlns:cx5="http://schemas.microsoft.com/office/drawing/2016/5/11/chartex" xmlns:cx6="http://schemas.microsoft.com/office/drawing/2016/5/12/chartex" xmlns:cx7="http://schemas.microsoft.com/office/drawing/2016/5/13/chartex" xmlns:cx8="http://schemas.microsoft.com/office/drawing/2016/5/14/chartex" xmlns:mc="http://schemas.openxmlformats.org/markup-compatibility/2006" xmlns:aink="http://schemas.microsoft.com/office/drawing/2016/ink" xmlns:am3d="http://schemas.microsoft.com/office/drawing/2017/model3d" xmlns:o="urn:schemas-microsoft-com:office:office" xmlns:oel="http://schemas.microsoft.com/office/2019/extlst" xmlns:r="http://schemas.openxmlformats.org/officeDocument/2006/relationships" xmlns:m="http://schemas.openxmlformats.org/officeDocument/2006/math" xmlns:v="urn:schemas-microsoft-com:vml" xmlns:wp14="http://schemas.microsoft.com/office/word/2010/wordprocessingDrawing" xmlns:wp="http://schemas.openxmlformats.org/drawingml/2006/wordprocessingDrawing" xmlns:w10="urn:schemas-microsoft-com:office:word" xmlns:w="http://schemas.openxmlformats.org/wordprocessingml/2006/main" xmlns:w14="http://schemas.microsoft.com/office/word/2010/wordml" xmlns:w15="http://schemas.microsoft.com/office/word/2012/wordml" xmlns:w16cex="http://schemas.microsoft.com/office/word/2018/wordml/cex" xmlns:w16cid="http://schemas.microsoft.com/office/word/2016/wordml/cid" xmlns:w16="http://schemas.microsoft.com/office/word/2018/wordml" xmlns:w16sdtdh="http://schemas.microsoft.com/office/word/2020/wordml/sdtdatahash" xmlns:w16se="http://schemas.microsoft.com/office/word/2015/wordml/symex" xmlns:wpg="http://schemas.microsoft.com/office/word/2010/wordprocessingGroup" xmlns:wpi="http://schemas.microsoft.com/office/word/2010/wordprocessingInk" xmlns:wne="http://schemas.microsoft.com/office/word/2006/wordml" xmlns:wps="http://schemas.microsoft.com/office/word/2010/wordprocessingShape" mc:Ignorable="w14 w15 w16se w16cid w16 w16cex w16sdtdh wp14">
-  <w:p>
-    <w:pPr>
-      <w:pStyle w:val="Footer"/>
-    </w:pPr>
-  </w:p>
-</w:ftr>
-</file>
-
-<file path=word/footer2.xml><?xml version="1.0" encoding="utf-8"?>
 <w:ftr xmlns:wpc="http://schemas.microsoft.com/office/word/2010/wordprocessingCanvas" xmlns:cx="http://schemas.microsoft.com/office/drawing/2014/chartex" xmlns:cx1="http://schemas.microsoft.com/office/drawing/2015/9/8/chartex" xmlns:cx2="http://schemas.microsoft.com/office/drawing/2015/10/21/chartex" xmlns:cx3="http://schemas.microsoft.com/office/drawing/2016/5/9/chartex" xmlns:cx4="http://schemas.microsoft.com/office/drawing/2016/5/10/chartex" xmlns:cx5="http://schemas.microsoft.com/office/drawing/2016/5/11/chartex" xmlns:cx6="http://schemas.microsoft.com/office/drawing/2016/5/12/chartex" xmlns:cx7="http://schemas.microsoft.com/office/drawing/2016/5/13/chartex" xmlns:cx8="http://schemas.microsoft.com/office/drawing/2016/5/14/chartex" xmlns:mc="http://schemas.openxmlformats.org/markup-compatibility/2006" xmlns:aink="http://schemas.microsoft.com/office/drawing/2016/ink" xmlns:am3d="http://schemas.microsoft.com/office/drawing/2017/model3d" xmlns:o="urn:schemas-microsoft-com:office:office" xmlns:oel="http://schemas.microsoft.com/office/2019/extlst" xmlns:r="http://schemas.openxmlformats.org/officeDocument/2006/relationships" xmlns:m="http://schemas.openxmlformats.org/officeDocument/2006/math" xmlns:v="urn:schemas-microsoft-com:vml" xmlns:wp14="http://schemas.microsoft.com/office/word/2010/wordprocessingDrawing" xmlns:wp="http://schemas.openxmlformats.org/drawingml/2006/wordprocessingDrawing" xmlns:w10="urn:schemas-microsoft-com:office:word" xmlns:w="http://schemas.openxmlformats.org/wordprocessingml/2006/main" xmlns:w14="http://schemas.microsoft.com/office/word/2010/wordml" xmlns:w15="http://schemas.microsoft.com/office/word/2012/wordml" xmlns:w16cex="http://schemas.microsoft.com/office/word/2018/wordml/cex" xmlns:w16cid="http://schemas.microsoft.com/office/word/2016/wordml/cid" xmlns:w16="http://schemas.microsoft.com/office/word/2018/wordml" xmlns:w16sdtdh="http://schemas.microsoft.com/office/word/2020/wordml/sdtdatahash" xmlns:w16se="http://schemas.microsoft.com/office/word/2015/wordml/symex" xmlns:wpg="http://schemas.microsoft.com/office/word/2010/wordprocessingGroup" xmlns:wpi="http://schemas.microsoft.com/office/word/2010/wordprocessingInk" xmlns:wne="http://schemas.microsoft.com/office/word/2006/wordml" xmlns:wps="http://schemas.microsoft.com/office/word/2010/wordprocessingShape" mc:Ignorable="w14 w15 w16se w16cid w16 w16cex w16sdtdh wp14">
   <w:p>
     <w:pPr>
@@ -29095,16 +27869,6 @@
 </w:ftr>
 </file>
 
-<file path=word/footer3.xml><?xml version="1.0" encoding="utf-8"?>
-<w:ftr xmlns:wpc="http://schemas.microsoft.com/office/word/2010/wordprocessingCanvas" xmlns:cx="http://schemas.microsoft.com/office/drawing/2014/chartex" xmlns:cx1="http://schemas.microsoft.com/office/drawing/2015/9/8/chartex" xmlns:cx2="http://schemas.microsoft.com/office/drawing/2015/10/21/chartex" xmlns:cx3="http://schemas.microsoft.com/office/drawing/2016/5/9/chartex" xmlns:cx4="http://schemas.microsoft.com/office/drawing/2016/5/10/chartex" xmlns:cx5="http://schemas.microsoft.com/office/drawing/2016/5/11/chartex" xmlns:cx6="http://schemas.microsoft.com/office/drawing/2016/5/12/chartex" xmlns:cx7="http://schemas.microsoft.com/office/drawing/2016/5/13/chartex" xmlns:cx8="http://schemas.microsoft.com/office/drawing/2016/5/14/chartex" xmlns:mc="http://schemas.openxmlformats.org/markup-compatibility/2006" xmlns:aink="http://schemas.microsoft.com/office/drawing/2016/ink" xmlns:am3d="http://schemas.microsoft.com/office/drawing/2017/model3d" xmlns:o="urn:schemas-microsoft-com:office:office" xmlns:oel="http://schemas.microsoft.com/office/2019/extlst" xmlns:r="http://schemas.openxmlformats.org/officeDocument/2006/relationships" xmlns:m="http://schemas.openxmlformats.org/officeDocument/2006/math" xmlns:v="urn:schemas-microsoft-com:vml" xmlns:wp14="http://schemas.microsoft.com/office/word/2010/wordprocessingDrawing" xmlns:wp="http://schemas.openxmlformats.org/drawingml/2006/wordprocessingDrawing" xmlns:w10="urn:schemas-microsoft-com:office:word" xmlns:w="http://schemas.openxmlformats.org/wordprocessingml/2006/main" xmlns:w14="http://schemas.microsoft.com/office/word/2010/wordml" xmlns:w15="http://schemas.microsoft.com/office/word/2012/wordml" xmlns:w16cex="http://schemas.microsoft.com/office/word/2018/wordml/cex" xmlns:w16cid="http://schemas.microsoft.com/office/word/2016/wordml/cid" xmlns:w16="http://schemas.microsoft.com/office/word/2018/wordml" xmlns:w16sdtdh="http://schemas.microsoft.com/office/word/2020/wordml/sdtdatahash" xmlns:w16se="http://schemas.microsoft.com/office/word/2015/wordml/symex" xmlns:wpg="http://schemas.microsoft.com/office/word/2010/wordprocessingGroup" xmlns:wpi="http://schemas.microsoft.com/office/word/2010/wordprocessingInk" xmlns:wne="http://schemas.microsoft.com/office/word/2006/wordml" xmlns:wps="http://schemas.microsoft.com/office/word/2010/wordprocessingShape" mc:Ignorable="w14 w15 w16se w16cid w16 w16cex w16sdtdh wp14">
-  <w:p>
-    <w:pPr>
-      <w:pStyle w:val="Footer"/>
-    </w:pPr>
-  </w:p>
-</w:ftr>
-</file>
-
 <file path=word/footnotes.xml><?xml version="1.0" encoding="utf-8"?>
 <w:footnotes xmlns:wpc="http://schemas.microsoft.com/office/word/2010/wordprocessingCanvas" xmlns:cx="http://schemas.microsoft.com/office/drawing/2014/chartex" xmlns:cx1="http://schemas.microsoft.com/office/drawing/2015/9/8/chartex" xmlns:cx2="http://schemas.microsoft.com/office/drawing/2015/10/21/chartex" xmlns:cx3="http://schemas.microsoft.com/office/drawing/2016/5/9/chartex" xmlns:cx4="http://schemas.microsoft.com/office/drawing/2016/5/10/chartex" xmlns:cx5="http://schemas.microsoft.com/office/drawing/2016/5/11/chartex" xmlns:cx6="http://schemas.microsoft.com/office/drawing/2016/5/12/chartex" xmlns:cx7="http://schemas.microsoft.com/office/drawing/2016/5/13/chartex" xmlns:cx8="http://schemas.microsoft.com/office/drawing/2016/5/14/chartex" xmlns:mc="http://schemas.openxmlformats.org/markup-compatibility/2006" xmlns:aink="http://schemas.microsoft.com/office/drawing/2016/ink" xmlns:am3d="http://schemas.microsoft.com/office/drawing/2017/model3d" xmlns:o="urn:schemas-microsoft-com:office:office" xmlns:oel="http://schemas.microsoft.com/office/2019/extlst" xmlns:r="http://schemas.openxmlformats.org/officeDocument/2006/relationships" xmlns:m="http://schemas.openxmlformats.org/officeDocument/2006/math" xmlns:v="urn:schemas-microsoft-com:vml" xmlns:wp14="http://schemas.microsoft.com/office/word/2010/wordprocessingDrawing" xmlns:wp="http://schemas.openxmlformats.org/drawingml/2006/wordprocessingDrawing" xmlns:w10="urn:schemas-microsoft-com:office:word" xmlns:w="http://schemas.openxmlformats.org/wordprocessingml/2006/main" xmlns:w14="http://schemas.microsoft.com/office/word/2010/wordml" xmlns:w15="http://schemas.microsoft.com/office/word/2012/wordml" xmlns:w16cex="http://schemas.microsoft.com/office/word/2018/wordml/cex" xmlns:w16cid="http://schemas.microsoft.com/office/word/2016/wordml/cid" xmlns:w16="http://schemas.microsoft.com/office/word/2018/wordml" xmlns:w16sdtdh="http://schemas.microsoft.com/office/word/2020/wordml/sdtdatahash" xmlns:w16se="http://schemas.microsoft.com/office/word/2015/wordml/symex" xmlns:wpg="http://schemas.microsoft.com/office/word/2010/wordprocessingGroup" xmlns:wpi="http://schemas.microsoft.com/office/word/2010/wordprocessingInk" xmlns:wne="http://schemas.microsoft.com/office/word/2006/wordml" xmlns:wps="http://schemas.microsoft.com/office/word/2010/wordprocessingShape" mc:Ignorable="w14 w15 w16se w16cid w16 w16cex w16sdtdh wp14">
   <w:footnote w:type="separator" w:id="-1">
@@ -29131,16 +27895,6 @@
 </file>
 
 <file path=word/header1.xml><?xml version="1.0" encoding="utf-8"?>
-<w:hdr xmlns:wpc="http://schemas.microsoft.com/office/word/2010/wordprocessingCanvas" xmlns:cx="http://schemas.microsoft.com/office/drawing/2014/chartex" xmlns:cx1="http://schemas.microsoft.com/office/drawing/2015/9/8/chartex" xmlns:cx2="http://schemas.microsoft.com/office/drawing/2015/10/21/chartex" xmlns:cx3="http://schemas.microsoft.com/office/drawing/2016/5/9/chartex" xmlns:cx4="http://schemas.microsoft.com/office/drawing/2016/5/10/chartex" xmlns:cx5="http://schemas.microsoft.com/office/drawing/2016/5/11/chartex" xmlns:cx6="http://schemas.microsoft.com/office/drawing/2016/5/12/chartex" xmlns:cx7="http://schemas.microsoft.com/office/drawing/2016/5/13/chartex" xmlns:cx8="http://schemas.microsoft.com/office/drawing/2016/5/14/chartex" xmlns:mc="http://schemas.openxmlformats.org/markup-compatibility/2006" xmlns:aink="http://schemas.microsoft.com/office/drawing/2016/ink" xmlns:am3d="http://schemas.microsoft.com/office/drawing/2017/model3d" xmlns:o="urn:schemas-microsoft-com:office:office" xmlns:oel="http://schemas.microsoft.com/office/2019/extlst" xmlns:r="http://schemas.openxmlformats.org/officeDocument/2006/relationships" xmlns:m="http://schemas.openxmlformats.org/officeDocument/2006/math" xmlns:v="urn:schemas-microsoft-com:vml" xmlns:wp14="http://schemas.microsoft.com/office/word/2010/wordprocessingDrawing" xmlns:wp="http://schemas.openxmlformats.org/drawingml/2006/wordprocessingDrawing" xmlns:w10="urn:schemas-microsoft-com:office:word" xmlns:w="http://schemas.openxmlformats.org/wordprocessingml/2006/main" xmlns:w14="http://schemas.microsoft.com/office/word/2010/wordml" xmlns:w15="http://schemas.microsoft.com/office/word/2012/wordml" xmlns:w16cex="http://schemas.microsoft.com/office/word/2018/wordml/cex" xmlns:w16cid="http://schemas.microsoft.com/office/word/2016/wordml/cid" xmlns:w16="http://schemas.microsoft.com/office/word/2018/wordml" xmlns:w16sdtdh="http://schemas.microsoft.com/office/word/2020/wordml/sdtdatahash" xmlns:w16se="http://schemas.microsoft.com/office/word/2015/wordml/symex" xmlns:wpg="http://schemas.microsoft.com/office/word/2010/wordprocessingGroup" xmlns:wpi="http://schemas.microsoft.com/office/word/2010/wordprocessingInk" xmlns:wne="http://schemas.microsoft.com/office/word/2006/wordml" xmlns:wps="http://schemas.microsoft.com/office/word/2010/wordprocessingShape" mc:Ignorable="w14 w15 w16se w16cid w16 w16cex w16sdtdh wp14">
-  <w:p>
-    <w:pPr>
-      <w:pStyle w:val="Header"/>
-    </w:pPr>
-  </w:p>
-</w:hdr>
-</file>
-
-<file path=word/header2.xml><?xml version="1.0" encoding="utf-8"?>
 <w:hdr xmlns:wpc="http://schemas.microsoft.com/office/word/2010/wordprocessingCanvas" xmlns:cx="http://schemas.microsoft.com/office/drawing/2014/chartex" xmlns:cx1="http://schemas.microsoft.com/office/drawing/2015/9/8/chartex" xmlns:cx2="http://schemas.microsoft.com/office/drawing/2015/10/21/chartex" xmlns:cx3="http://schemas.microsoft.com/office/drawing/2016/5/9/chartex" xmlns:cx4="http://schemas.microsoft.com/office/drawing/2016/5/10/chartex" xmlns:cx5="http://schemas.microsoft.com/office/drawing/2016/5/11/chartex" xmlns:cx6="http://schemas.microsoft.com/office/drawing/2016/5/12/chartex" xmlns:cx7="http://schemas.microsoft.com/office/drawing/2016/5/13/chartex" xmlns:cx8="http://schemas.microsoft.com/office/drawing/2016/5/14/chartex" xmlns:mc="http://schemas.openxmlformats.org/markup-compatibility/2006" xmlns:aink="http://schemas.microsoft.com/office/drawing/2016/ink" xmlns:am3d="http://schemas.microsoft.com/office/drawing/2017/model3d" xmlns:o="urn:schemas-microsoft-com:office:office" xmlns:oel="http://schemas.microsoft.com/office/2019/extlst" xmlns:r="http://schemas.openxmlformats.org/officeDocument/2006/relationships" xmlns:m="http://schemas.openxmlformats.org/officeDocument/2006/math" xmlns:v="urn:schemas-microsoft-com:vml" xmlns:wp14="http://schemas.microsoft.com/office/word/2010/wordprocessingDrawing" xmlns:wp="http://schemas.openxmlformats.org/drawingml/2006/wordprocessingDrawing" xmlns:w10="urn:schemas-microsoft-com:office:word" xmlns:w="http://schemas.openxmlformats.org/wordprocessingml/2006/main" xmlns:w14="http://schemas.microsoft.com/office/word/2010/wordml" xmlns:w15="http://schemas.microsoft.com/office/word/2012/wordml" xmlns:w16cex="http://schemas.microsoft.com/office/word/2018/wordml/cex" xmlns:w16cid="http://schemas.microsoft.com/office/word/2016/wordml/cid" xmlns:w16="http://schemas.microsoft.com/office/word/2018/wordml" xmlns:w16sdtdh="http://schemas.microsoft.com/office/word/2020/wordml/sdtdatahash" xmlns:w16se="http://schemas.microsoft.com/office/word/2015/wordml/symex" xmlns:wpg="http://schemas.microsoft.com/office/word/2010/wordprocessingGroup" xmlns:wpi="http://schemas.microsoft.com/office/word/2010/wordprocessingInk" xmlns:wne="http://schemas.microsoft.com/office/word/2006/wordml" xmlns:wps="http://schemas.microsoft.com/office/word/2010/wordprocessingShape" mc:Ignorable="w14 w15 w16se w16cid w16 w16cex w16sdtdh wp14">
   <w:p>
     <w:pPr>
@@ -29156,62 +27910,6 @@
         <w:szCs w:val="28"/>
       </w:rPr>
     </w:pPr>
-    <w:sdt>
-      <w:sdtPr>
-        <w:rPr>
-          <w:rFonts w:cstheme="minorHAnsi"/>
-          <w:noProof/>
-          <w:sz w:val="28"/>
-          <w:szCs w:val="28"/>
-        </w:rPr>
-        <w:id w:val="-1161851896"/>
-        <w:docPartObj>
-          <w:docPartGallery w:val="Watermarks"/>
-          <w:docPartUnique/>
-        </w:docPartObj>
-      </w:sdtPr>
-      <w:sdtContent>
-        <w:r>
-          <w:rPr>
-            <w:rFonts w:cstheme="minorHAnsi"/>
-            <w:noProof/>
-            <w:sz w:val="28"/>
-            <w:szCs w:val="28"/>
-          </w:rPr>
-          <w:pict w14:anchorId="3B9EAF01">
-            <v:shapetype id="_x0000_t136" coordsize="21600,21600" o:spt="136" adj="10800" path="m@7,l@8,m@5,21600l@6,21600e">
-              <v:formulas>
-                <v:f eqn="sum #0 0 10800"/>
-                <v:f eqn="prod #0 2 1"/>
-                <v:f eqn="sum 21600 0 @1"/>
-                <v:f eqn="sum 0 0 @2"/>
-                <v:f eqn="sum 21600 0 @3"/>
-                <v:f eqn="if @0 @3 0"/>
-                <v:f eqn="if @0 21600 @1"/>
-                <v:f eqn="if @0 0 @2"/>
-                <v:f eqn="if @0 @4 21600"/>
-                <v:f eqn="mid @5 @6"/>
-                <v:f eqn="mid @8 @5"/>
-                <v:f eqn="mid @7 @8"/>
-                <v:f eqn="mid @6 @7"/>
-                <v:f eqn="sum @6 0 @5"/>
-              </v:formulas>
-              <v:path textpathok="t" o:connecttype="custom" o:connectlocs="@9,0;@10,10800;@11,21600;@12,10800" o:connectangles="270,180,90,0"/>
-              <v:textpath on="t" fitshape="t"/>
-              <v:handles>
-                <v:h position="#0,bottomRight" xrange="6629,14971"/>
-              </v:handles>
-              <o:lock v:ext="edit" text="t" shapetype="t"/>
-            </v:shapetype>
-            <v:shape id="PowerPlusWaterMarkObject357831064" o:spid="_x0000_s6145" type="#_x0000_t136" style="position:absolute;left:0;text-align:left;margin-left:0;margin-top:0;width:412.4pt;height:247.45pt;rotation:315;z-index:-251651072;mso-position-horizontal:center;mso-position-horizontal-relative:margin;mso-position-vertical:center;mso-position-vertical-relative:margin" o:allowincell="f" fillcolor="silver" stroked="f">
-              <v:fill opacity=".5"/>
-              <v:textpath style="font-family:&quot;Calibri&quot;;font-size:1pt" string="DRAFT"/>
-              <w10:wrap anchorx="margin" anchory="margin"/>
-            </v:shape>
-          </w:pict>
-        </w:r>
-      </w:sdtContent>
-    </w:sdt>
     <w:r>
       <w:rPr>
         <w:rFonts w:cstheme="minorHAnsi"/>
@@ -29422,17 +28120,7 @@
 </w:hdr>
 </file>
 
-<file path=word/header3.xml><?xml version="1.0" encoding="utf-8"?>
-<w:hdr xmlns:wpc="http://schemas.microsoft.com/office/word/2010/wordprocessingCanvas" xmlns:cx="http://schemas.microsoft.com/office/drawing/2014/chartex" xmlns:cx1="http://schemas.microsoft.com/office/drawing/2015/9/8/chartex" xmlns:cx2="http://schemas.microsoft.com/office/drawing/2015/10/21/chartex" xmlns:cx3="http://schemas.microsoft.com/office/drawing/2016/5/9/chartex" xmlns:cx4="http://schemas.microsoft.com/office/drawing/2016/5/10/chartex" xmlns:cx5="http://schemas.microsoft.com/office/drawing/2016/5/11/chartex" xmlns:cx6="http://schemas.microsoft.com/office/drawing/2016/5/12/chartex" xmlns:cx7="http://schemas.microsoft.com/office/drawing/2016/5/13/chartex" xmlns:cx8="http://schemas.microsoft.com/office/drawing/2016/5/14/chartex" xmlns:mc="http://schemas.openxmlformats.org/markup-compatibility/2006" xmlns:aink="http://schemas.microsoft.com/office/drawing/2016/ink" xmlns:am3d="http://schemas.microsoft.com/office/drawing/2017/model3d" xmlns:o="urn:schemas-microsoft-com:office:office" xmlns:oel="http://schemas.microsoft.com/office/2019/extlst" xmlns:r="http://schemas.openxmlformats.org/officeDocument/2006/relationships" xmlns:m="http://schemas.openxmlformats.org/officeDocument/2006/math" xmlns:v="urn:schemas-microsoft-com:vml" xmlns:wp14="http://schemas.microsoft.com/office/word/2010/wordprocessingDrawing" xmlns:wp="http://schemas.openxmlformats.org/drawingml/2006/wordprocessingDrawing" xmlns:w10="urn:schemas-microsoft-com:office:word" xmlns:w="http://schemas.openxmlformats.org/wordprocessingml/2006/main" xmlns:w14="http://schemas.microsoft.com/office/word/2010/wordml" xmlns:w15="http://schemas.microsoft.com/office/word/2012/wordml" xmlns:w16cex="http://schemas.microsoft.com/office/word/2018/wordml/cex" xmlns:w16cid="http://schemas.microsoft.com/office/word/2016/wordml/cid" xmlns:w16="http://schemas.microsoft.com/office/word/2018/wordml" xmlns:w16sdtdh="http://schemas.microsoft.com/office/word/2020/wordml/sdtdatahash" xmlns:w16se="http://schemas.microsoft.com/office/word/2015/wordml/symex" xmlns:wpg="http://schemas.microsoft.com/office/word/2010/wordprocessingGroup" xmlns:wpi="http://schemas.microsoft.com/office/word/2010/wordprocessingInk" xmlns:wne="http://schemas.microsoft.com/office/word/2006/wordml" xmlns:wps="http://schemas.microsoft.com/office/word/2010/wordprocessingShape" mc:Ignorable="w14 w15 w16se w16cid w16 w16cex w16sdtdh wp14">
-  <w:p>
-    <w:pPr>
-      <w:pStyle w:val="Header"/>
-    </w:pPr>
-  </w:p>
-</w:hdr>
-</file>
-
-<file path=word/header4.xml><?xml version="1.0" encoding="utf-8"?>
+<file path=word/header2.xml><?xml version="1.0" encoding="utf-8"?>
 <w:hdr xmlns:wpc="http://schemas.microsoft.com/office/word/2010/wordprocessingCanvas" xmlns:cx="http://schemas.microsoft.com/office/drawing/2014/chartex" xmlns:cx1="http://schemas.microsoft.com/office/drawing/2015/9/8/chartex" xmlns:cx2="http://schemas.microsoft.com/office/drawing/2015/10/21/chartex" xmlns:cx3="http://schemas.microsoft.com/office/drawing/2016/5/9/chartex" xmlns:cx4="http://schemas.microsoft.com/office/drawing/2016/5/10/chartex" xmlns:cx5="http://schemas.microsoft.com/office/drawing/2016/5/11/chartex" xmlns:cx6="http://schemas.microsoft.com/office/drawing/2016/5/12/chartex" xmlns:cx7="http://schemas.microsoft.com/office/drawing/2016/5/13/chartex" xmlns:cx8="http://schemas.microsoft.com/office/drawing/2016/5/14/chartex" xmlns:mc="http://schemas.openxmlformats.org/markup-compatibility/2006" xmlns:aink="http://schemas.microsoft.com/office/drawing/2016/ink" xmlns:am3d="http://schemas.microsoft.com/office/drawing/2017/model3d" xmlns:o="urn:schemas-microsoft-com:office:office" xmlns:oel="http://schemas.microsoft.com/office/2019/extlst" xmlns:r="http://schemas.openxmlformats.org/officeDocument/2006/relationships" xmlns:m="http://schemas.openxmlformats.org/officeDocument/2006/math" xmlns:v="urn:schemas-microsoft-com:vml" xmlns:wp14="http://schemas.microsoft.com/office/word/2010/wordprocessingDrawing" xmlns:wp="http://schemas.openxmlformats.org/drawingml/2006/wordprocessingDrawing" xmlns:w10="urn:schemas-microsoft-com:office:word" xmlns:w="http://schemas.openxmlformats.org/wordprocessingml/2006/main" xmlns:w14="http://schemas.microsoft.com/office/word/2010/wordml" xmlns:w15="http://schemas.microsoft.com/office/word/2012/wordml" xmlns:w16cex="http://schemas.microsoft.com/office/word/2018/wordml/cex" xmlns:w16cid="http://schemas.microsoft.com/office/word/2016/wordml/cid" xmlns:w16="http://schemas.microsoft.com/office/word/2018/wordml" xmlns:w16sdtdh="http://schemas.microsoft.com/office/word/2020/wordml/sdtdatahash" xmlns:w16se="http://schemas.microsoft.com/office/word/2015/wordml/symex" xmlns:wpg="http://schemas.microsoft.com/office/word/2010/wordprocessingGroup" xmlns:wpi="http://schemas.microsoft.com/office/word/2010/wordprocessingInk" xmlns:wne="http://schemas.microsoft.com/office/word/2006/wordml" xmlns:wps="http://schemas.microsoft.com/office/word/2010/wordprocessingShape" mc:Ignorable="w14 w15 w16se w16cid w16 w16cex w16sdtdh wp14">
   <w:tbl>
     <w:tblPr>
@@ -32365,6 +31053,14 @@
     <w:lvlOverride w:ilvl="8"/>
   </w:num>
 </w:numbering>
+</file>
+
+<file path=word/people.xml><?xml version="1.0" encoding="utf-8"?>
+<w15:people xmlns:wpc="http://schemas.microsoft.com/office/word/2010/wordprocessingCanvas" xmlns:cx="http://schemas.microsoft.com/office/drawing/2014/chartex" xmlns:cx1="http://schemas.microsoft.com/office/drawing/2015/9/8/chartex" xmlns:cx2="http://schemas.microsoft.com/office/drawing/2015/10/21/chartex" xmlns:cx3="http://schemas.microsoft.com/office/drawing/2016/5/9/chartex" xmlns:cx4="http://schemas.microsoft.com/office/drawing/2016/5/10/chartex" xmlns:cx5="http://schemas.microsoft.com/office/drawing/2016/5/11/chartex" xmlns:cx6="http://schemas.microsoft.com/office/drawing/2016/5/12/chartex" xmlns:cx7="http://schemas.microsoft.com/office/drawing/2016/5/13/chartex" xmlns:cx8="http://schemas.microsoft.com/office/drawing/2016/5/14/chartex" xmlns:mc="http://schemas.openxmlformats.org/markup-compatibility/2006" xmlns:aink="http://schemas.microsoft.com/office/drawing/2016/ink" xmlns:am3d="http://schemas.microsoft.com/office/drawing/2017/model3d" xmlns:o="urn:schemas-microsoft-com:office:office" xmlns:oel="http://schemas.microsoft.com/office/2019/extlst" xmlns:r="http://schemas.openxmlformats.org/officeDocument/2006/relationships" xmlns:m="http://schemas.openxmlformats.org/officeDocument/2006/math" xmlns:v="urn:schemas-microsoft-com:vml" xmlns:wp14="http://schemas.microsoft.com/office/word/2010/wordprocessingDrawing" xmlns:wp="http://schemas.openxmlformats.org/drawingml/2006/wordprocessingDrawing" xmlns:w10="urn:schemas-microsoft-com:office:word" xmlns:w="http://schemas.openxmlformats.org/wordprocessingml/2006/main" xmlns:w14="http://schemas.microsoft.com/office/word/2010/wordml" xmlns:w15="http://schemas.microsoft.com/office/word/2012/wordml" xmlns:w16cex="http://schemas.microsoft.com/office/word/2018/wordml/cex" xmlns:w16cid="http://schemas.microsoft.com/office/word/2016/wordml/cid" xmlns:w16="http://schemas.microsoft.com/office/word/2018/wordml" xmlns:w16sdtdh="http://schemas.microsoft.com/office/word/2020/wordml/sdtdatahash" xmlns:w16se="http://schemas.microsoft.com/office/word/2015/wordml/symex" xmlns:wpg="http://schemas.microsoft.com/office/word/2010/wordprocessingGroup" xmlns:wpi="http://schemas.microsoft.com/office/word/2010/wordprocessingInk" xmlns:wne="http://schemas.microsoft.com/office/word/2006/wordml" xmlns:wps="http://schemas.microsoft.com/office/word/2010/wordprocessingShape" mc:Ignorable="w14 w15 w16se w16cid w16 w16cex w16sdtdh wp14">
+  <w15:person w15:author="Haider Alhabibi">
+    <w15:presenceInfo w15:providerId="Windows Live" w15:userId="3c33aecf97ea3921"/>
+  </w15:person>
+</w15:people>
 </file>
 
 <file path=word/styles.xml><?xml version="1.0" encoding="utf-8"?>
@@ -32892,6 +31588,16 @@
       </w:tblBorders>
     </w:tblPr>
   </w:style>
+  <w:style w:type="paragraph" w:styleId="Revision">
+    <w:name w:val="Revision"/>
+    <w:hidden/>
+    <w:uiPriority w:val="99"/>
+    <w:semiHidden/>
+    <w:rsid w:val="000371AE"/>
+    <w:pPr>
+      <w:spacing w:after="0" w:line="240" w:lineRule="auto"/>
+    </w:pPr>
+  </w:style>
 </w:styles>
 </file>
 
@@ -33191,8 +31897,44 @@
 </file>
 
 <file path=customXml/item1.xml><?xml version="1.0" encoding="utf-8"?>
-<ct:contentTypeSchema xmlns:ct="http://schemas.microsoft.com/office/2006/metadata/contentType" xmlns:ma="http://schemas.microsoft.com/office/2006/metadata/properties/metaAttributes" ct:_="" ma:_="" ma:contentTypeName="Document" ma:contentTypeID="0x01010061DC9A153AAEEE45BACE06E01F8272AC" ma:contentTypeVersion="17" ma:contentTypeDescription="Create a new document." ma:contentTypeScope="" ma:versionID="fc2579ad1970445b0ba1f5954956792b">
-  <xsd:schema xmlns:xsd="http://www.w3.org/2001/XMLSchema" xmlns:xs="http://www.w3.org/2001/XMLSchema" xmlns:p="http://schemas.microsoft.com/office/2006/metadata/properties" xmlns:ns2="785685f2-c2e1-4352-89aa-3faca8eaba52" xmlns:ns3="5067c814-4b34-462c-a21d-c185ff6548d2" targetNamespace="http://schemas.microsoft.com/office/2006/metadata/properties" ma:root="true" ma:fieldsID="864106e033a537969187528b3c0914e2" ns2:_="" ns3:_="">
+<?mso-contentType ?>
+<FormTemplates xmlns="http://schemas.microsoft.com/sharepoint/v3/contenttype/forms">
+  <Display>DocumentLibraryForm</Display>
+  <Edit>DocumentLibraryForm</Edit>
+  <New>DocumentLibraryForm</New>
+</FormTemplates>
+</file>
+
+<file path=customXml/item2.xml><?xml version="1.0" encoding="utf-8"?>
+<p:properties xmlns:p="http://schemas.microsoft.com/office/2006/metadata/properties" xmlns:xsi="http://www.w3.org/2001/XMLSchema-instance" xmlns:pc="http://schemas.microsoft.com/office/infopath/2007/PartnerControls">
+  <documentManagement>
+    <b26d xmlns="785685f2-c2e1-4352-89aa-3faca8eaba52" xsi:nil="true"/>
+    <DateCCOReviewed xmlns="785685f2-c2e1-4352-89aa-3faca8eaba52" xsi:nil="true"/>
+    <oawc xmlns="785685f2-c2e1-4352-89aa-3faca8eaba52" xsi:nil="true"/>
+    <sipv xmlns="785685f2-c2e1-4352-89aa-3faca8eaba52" xsi:nil="true"/>
+    <_x0074_mv6 xmlns="785685f2-c2e1-4352-89aa-3faca8eaba52">
+      <UserInfo>
+        <DisplayName/>
+        <AccountId xsi:nil="true"/>
+        <AccountType/>
+      </UserInfo>
+    </_x0074_mv6>
+    <CCOReviewr xmlns="785685f2-c2e1-4352-89aa-3faca8eaba52" xsi:nil="true"/>
+    <TaxCatchAll xmlns="5067c814-4b34-462c-a21d-c185ff6548d2" xsi:nil="true"/>
+    <lcf76f155ced4ddcb4097134ff3c332f xmlns="785685f2-c2e1-4352-89aa-3faca8eaba52">
+      <Terms xmlns="http://schemas.microsoft.com/office/infopath/2007/PartnerControls"/>
+    </lcf76f155ced4ddcb4097134ff3c332f>
+  </documentManagement>
+</p:properties>
+</file>
+
+<file path=customXml/item3.xml><?xml version="1.0" encoding="utf-8"?>
+<b:Sources xmlns:b="http://schemas.openxmlformats.org/officeDocument/2006/bibliography" xmlns="http://schemas.openxmlformats.org/officeDocument/2006/bibliography" SelectedStyle="\APASixthEditionOfficeOnline.xsl" StyleName="APA" Version="6"/>
+</file>
+
+<file path=customXml/item4.xml><?xml version="1.0" encoding="utf-8"?>
+<ct:contentTypeSchema xmlns:ct="http://schemas.microsoft.com/office/2006/metadata/contentType" xmlns:ma="http://schemas.microsoft.com/office/2006/metadata/properties/metaAttributes" ct:_="" ma:_="" ma:contentTypeName="Document" ma:contentTypeID="0x01010061DC9A153AAEEE45BACE06E01F8272AC" ma:contentTypeVersion="22" ma:contentTypeDescription="Create a new document." ma:contentTypeScope="" ma:versionID="f385d176d2edce8649242d2577021922">
+  <xsd:schema xmlns:xsd="http://www.w3.org/2001/XMLSchema" xmlns:xs="http://www.w3.org/2001/XMLSchema" xmlns:p="http://schemas.microsoft.com/office/2006/metadata/properties" xmlns:ns2="785685f2-c2e1-4352-89aa-3faca8eaba52" xmlns:ns3="5067c814-4b34-462c-a21d-c185ff6548d2" targetNamespace="http://schemas.microsoft.com/office/2006/metadata/properties" ma:root="true" ma:fieldsID="d524efdc8979a7138db3d9a62e6dc8ef" ns2:_="" ns3:_="">
     <xsd:import namespace="785685f2-c2e1-4352-89aa-3faca8eaba52"/>
     <xsd:import namespace="5067c814-4b34-462c-a21d-c185ff6548d2"/>
     <xsd:element name="properties">
@@ -33218,6 +31960,10 @@
                 <xsd:element ref="ns2:MediaServiceEventHashCode" minOccurs="0"/>
                 <xsd:element ref="ns2:MediaLengthInSeconds" minOccurs="0"/>
                 <xsd:element ref="ns2:MediaServiceLocation" minOccurs="0"/>
+                <xsd:element ref="ns2:lcf76f155ced4ddcb4097134ff3c332f" minOccurs="0"/>
+                <xsd:element ref="ns3:TaxCatchAll" minOccurs="0"/>
+                <xsd:element ref="ns2:MediaServiceObjectDetectorVersions" minOccurs="0"/>
+                <xsd:element ref="ns2:MediaServiceSearchProperties" minOccurs="0"/>
               </xsd:all>
             </xsd:complexType>
           </xsd:element>
@@ -33323,6 +32069,23 @@
         <xsd:restriction base="dms:Text"/>
       </xsd:simpleType>
     </xsd:element>
+    <xsd:element name="lcf76f155ced4ddcb4097134ff3c332f" ma:index="26" nillable="true" ma:taxonomy="true" ma:internalName="lcf76f155ced4ddcb4097134ff3c332f" ma:taxonomyFieldName="MediaServiceImageTags" ma:displayName="Image Tags" ma:readOnly="false" ma:fieldId="{5cf76f15-5ced-4ddc-b409-7134ff3c332f}" ma:taxonomyMulti="true" ma:sspId="96df981b-247c-4b11-954d-40cb19519683" ma:termSetId="09814cd3-568e-fe90-9814-8d621ff8fb84" ma:anchorId="fba54fb3-c3e1-fe81-a776-ca4b69148c4d" ma:open="true" ma:isKeyword="false">
+      <xsd:complexType>
+        <xsd:sequence>
+          <xsd:element ref="pc:Terms" minOccurs="0" maxOccurs="1"/>
+        </xsd:sequence>
+      </xsd:complexType>
+    </xsd:element>
+    <xsd:element name="MediaServiceObjectDetectorVersions" ma:index="28" nillable="true" ma:displayName="MediaServiceObjectDetectorVersions" ma:hidden="true" ma:indexed="true" ma:internalName="MediaServiceObjectDetectorVersions" ma:readOnly="true">
+      <xsd:simpleType>
+        <xsd:restriction base="dms:Text"/>
+      </xsd:simpleType>
+    </xsd:element>
+    <xsd:element name="MediaServiceSearchProperties" ma:index="29" nillable="true" ma:displayName="MediaServiceSearchProperties" ma:hidden="true" ma:internalName="MediaServiceSearchProperties" ma:readOnly="true">
+      <xsd:simpleType>
+        <xsd:restriction base="dms:Note"/>
+      </xsd:simpleType>
+    </xsd:element>
   </xsd:schema>
   <xsd:schema xmlns:xsd="http://www.w3.org/2001/XMLSchema" xmlns:xs="http://www.w3.org/2001/XMLSchema" xmlns:dms="http://schemas.microsoft.com/office/2006/documentManagement/types" xmlns:pc="http://schemas.microsoft.com/office/infopath/2007/PartnerControls" targetNamespace="5067c814-4b34-462c-a21d-c185ff6548d2" elementFormDefault="qualified">
     <xsd:import namespace="http://schemas.microsoft.com/office/2006/documentManagement/types"/>
@@ -33352,6 +32115,17 @@
           <xsd:maxLength value="255"/>
         </xsd:restriction>
       </xsd:simpleType>
+    </xsd:element>
+    <xsd:element name="TaxCatchAll" ma:index="27" nillable="true" ma:displayName="Taxonomy Catch All Column" ma:hidden="true" ma:list="{c93a3eb4-f9b2-4918-8a30-eb81fd3c8322}" ma:internalName="TaxCatchAll" ma:showField="CatchAllData" ma:web="5067c814-4b34-462c-a21d-c185ff6548d2">
+      <xsd:complexType>
+        <xsd:complexContent>
+          <xsd:extension base="dms:MultiChoiceLookup">
+            <xsd:sequence>
+              <xsd:element name="Value" type="dms:Lookup" maxOccurs="unbounded" minOccurs="0" nillable="true"/>
+            </xsd:sequence>
+          </xsd:extension>
+        </xsd:complexContent>
+      </xsd:complexType>
     </xsd:element>
   </xsd:schema>
   <xsd:schema xmlns="http://schemas.openxmlformats.org/package/2006/metadata/core-properties" xmlns:xsd="http://www.w3.org/2001/XMLSchema" xmlns:xsi="http://www.w3.org/2001/XMLSchema-instance" xmlns:dc="http://purl.org/dc/elements/1.1/" xmlns:dcterms="http://purl.org/dc/terms/" xmlns:odoc="http://schemas.microsoft.com/internal/obd" targetNamespace="http://schemas.openxmlformats.org/package/2006/metadata/core-properties" elementFormDefault="qualified" attributeFormDefault="unqualified" blockDefault="#all">
@@ -33453,40 +32227,41 @@
 </ct:contentTypeSchema>
 </file>
 
-<file path=customXml/item2.xml><?xml version="1.0" encoding="utf-8"?>
-<?mso-contentType ?>
-<FormTemplates xmlns="http://schemas.microsoft.com/sharepoint/v3/contenttype/forms">
-  <Display>DocumentLibraryForm</Display>
-  <Edit>DocumentLibraryForm</Edit>
-  <New>DocumentLibraryForm</New>
-</FormTemplates>
+<file path=customXml/itemProps1.xml><?xml version="1.0" encoding="utf-8"?>
+<ds:datastoreItem xmlns:ds="http://schemas.openxmlformats.org/officeDocument/2006/customXml" ds:itemID="{807B2434-512F-4F5A-B2E5-05BD9B0BA95A}">
+  <ds:schemaRefs>
+    <ds:schemaRef ds:uri="http://schemas.microsoft.com/sharepoint/v3/contenttype/forms"/>
+  </ds:schemaRefs>
+</ds:datastoreItem>
 </file>
 
-<file path=customXml/item3.xml><?xml version="1.0" encoding="utf-8"?>
-<p:properties xmlns:p="http://schemas.microsoft.com/office/2006/metadata/properties" xmlns:xsi="http://www.w3.org/2001/XMLSchema-instance" xmlns:pc="http://schemas.microsoft.com/office/infopath/2007/PartnerControls">
-  <documentManagement>
-    <b26d xmlns="785685f2-c2e1-4352-89aa-3faca8eaba52" xsi:nil="true"/>
-    <DateCCOReviewed xmlns="785685f2-c2e1-4352-89aa-3faca8eaba52" xsi:nil="true"/>
-    <oawc xmlns="785685f2-c2e1-4352-89aa-3faca8eaba52" xsi:nil="true"/>
-    <sipv xmlns="785685f2-c2e1-4352-89aa-3faca8eaba52" xsi:nil="true"/>
-    <_x0074_mv6 xmlns="785685f2-c2e1-4352-89aa-3faca8eaba52">
-      <UserInfo>
-        <DisplayName/>
-        <AccountId xsi:nil="true"/>
-        <AccountType/>
-      </UserInfo>
-    </_x0074_mv6>
-    <CCOReviewr xmlns="785685f2-c2e1-4352-89aa-3faca8eaba52" xsi:nil="true"/>
-  </documentManagement>
-</p:properties>
+<file path=customXml/itemProps2.xml><?xml version="1.0" encoding="utf-8"?>
+<ds:datastoreItem xmlns:ds="http://schemas.openxmlformats.org/officeDocument/2006/customXml" ds:itemID="{A52EB470-5977-402B-A80E-2D048DCE81D7}">
+  <ds:schemaRefs>
+    <ds:schemaRef ds:uri="http://schemas.microsoft.com/office/2006/metadata/properties"/>
+    <ds:schemaRef ds:uri="5067c814-4b34-462c-a21d-c185ff6548d2"/>
+    <ds:schemaRef ds:uri="785685f2-c2e1-4352-89aa-3faca8eaba52"/>
+    <ds:schemaRef ds:uri="http://schemas.microsoft.com/office/2006/documentManagement/types"/>
+    <ds:schemaRef ds:uri="http://www.w3.org/XML/1998/namespace"/>
+    <ds:schemaRef ds:uri="http://purl.org/dc/elements/1.1/"/>
+    <ds:schemaRef ds:uri="http://purl.org/dc/terms/"/>
+    <ds:schemaRef ds:uri="http://schemas.openxmlformats.org/package/2006/metadata/core-properties"/>
+    <ds:schemaRef ds:uri="http://schemas.microsoft.com/office/infopath/2007/PartnerControls"/>
+    <ds:schemaRef ds:uri="http://purl.org/dc/dcmitype/"/>
+  </ds:schemaRefs>
+</ds:datastoreItem>
 </file>
 
-<file path=customXml/item4.xml><?xml version="1.0" encoding="utf-8"?>
-<b:Sources xmlns:b="http://schemas.openxmlformats.org/officeDocument/2006/bibliography" xmlns="http://schemas.openxmlformats.org/officeDocument/2006/bibliography" SelectedStyle="\APASixthEditionOfficeOnline.xsl" StyleName="APA" Version="6"/>
+<file path=customXml/itemProps3.xml><?xml version="1.0" encoding="utf-8"?>
+<ds:datastoreItem xmlns:ds="http://schemas.openxmlformats.org/officeDocument/2006/customXml" ds:itemID="{4F8616E3-A53C-4C33-ABFD-C6B74680817E}">
+  <ds:schemaRefs>
+    <ds:schemaRef ds:uri="http://schemas.openxmlformats.org/officeDocument/2006/bibliography"/>
+  </ds:schemaRefs>
+</ds:datastoreItem>
 </file>
 
-<file path=customXml/itemProps1.xml><?xml version="1.0" encoding="utf-8"?>
-<ds:datastoreItem xmlns:ds="http://schemas.openxmlformats.org/officeDocument/2006/customXml" ds:itemID="{E2AF1E48-F926-4FA0-A2E1-F401E3A7A8AB}">
+<file path=customXml/itemProps4.xml><?xml version="1.0" encoding="utf-8"?>
+<ds:datastoreItem xmlns:ds="http://schemas.openxmlformats.org/officeDocument/2006/customXml" ds:itemID="{CE209978-CB41-4CF4-BE1E-76798E9D8201}">
   <ds:schemaRefs>
     <ds:schemaRef ds:uri="http://schemas.microsoft.com/office/2006/metadata/contentType"/>
     <ds:schemaRef ds:uri="http://schemas.microsoft.com/office/2006/metadata/properties/metaAttributes"/>
@@ -33502,37 +32277,4 @@
     <ds:schemaRef ds:uri="http://schemas.microsoft.com/internal/obd"/>
   </ds:schemaRefs>
 </ds:datastoreItem>
-</file>
-
-<file path=customXml/itemProps2.xml><?xml version="1.0" encoding="utf-8"?>
-<ds:datastoreItem xmlns:ds="http://schemas.openxmlformats.org/officeDocument/2006/customXml" ds:itemID="{807B2434-512F-4F5A-B2E5-05BD9B0BA95A}">
-  <ds:schemaRefs>
-    <ds:schemaRef ds:uri="http://schemas.microsoft.com/sharepoint/v3/contenttype/forms"/>
-  </ds:schemaRefs>
-</ds:datastoreItem>
-</file>
-
-<file path=customXml/itemProps3.xml><?xml version="1.0" encoding="utf-8"?>
-<ds:datastoreItem xmlns:ds="http://schemas.openxmlformats.org/officeDocument/2006/customXml" ds:itemID="{A52EB470-5977-402B-A80E-2D048DCE81D7}">
-  <ds:schemaRefs>
-    <ds:schemaRef ds:uri="http://schemas.openxmlformats.org/package/2006/metadata/core-properties"/>
-    <ds:schemaRef ds:uri="5067c814-4b34-462c-a21d-c185ff6548d2"/>
-    <ds:schemaRef ds:uri="http://schemas.microsoft.com/office/2006/documentManagement/types"/>
-    <ds:schemaRef ds:uri="785685f2-c2e1-4352-89aa-3faca8eaba52"/>
-    <ds:schemaRef ds:uri="http://purl.org/dc/terms/"/>
-    <ds:schemaRef ds:uri="http://purl.org/dc/dcmitype/"/>
-    <ds:schemaRef ds:uri="http://schemas.microsoft.com/office/infopath/2007/PartnerControls"/>
-    <ds:schemaRef ds:uri="http://schemas.microsoft.com/office/2006/metadata/properties"/>
-    <ds:schemaRef ds:uri="http://www.w3.org/XML/1998/namespace"/>
-    <ds:schemaRef ds:uri="http://purl.org/dc/elements/1.1/"/>
-  </ds:schemaRefs>
-</ds:datastoreItem>
-</file>
-
-<file path=customXml/itemProps4.xml><?xml version="1.0" encoding="utf-8"?>
-<ds:datastoreItem xmlns:ds="http://schemas.openxmlformats.org/officeDocument/2006/customXml" ds:itemID="{4F8616E3-A53C-4C33-ABFD-C6B74680817E}">
-  <ds:schemaRefs>
-    <ds:schemaRef ds:uri="http://schemas.openxmlformats.org/officeDocument/2006/bibliography"/>
-  </ds:schemaRefs>
-</ds:datastoreItem>
 </file>